--- a/8.资源管理/2.运行记录类文件/080203-备品备件应用提升情况说明(截止2025年10月).docx
+++ b/8.资源管理/2.运行记录类文件/080203-备品备件应用提升情况说明(截止2025年10月).docx
@@ -7,7 +7,13 @@
         <w:pStyle w:val="31"/>
         <w:bidi w:val="0"/>
       </w:pPr>
-      <w:bookmarkStart w:id="0" w:name="_Toc13527"/>
+      <w:bookmarkStart w:id="0" w:name="_Toc14086"/>
+    </w:p>
+    <w:p>
+      <w:pPr>
+        <w:pStyle w:val="31"/>
+        <w:bidi w:val="0"/>
+      </w:pPr>
       <w:r>
         <w:t>备品备件应用提升情况总结说明</w:t>
       </w:r>
@@ -24,7 +30,7 @@
         <w:pStyle w:val="32"/>
         <w:bidi w:val="0"/>
       </w:pPr>
-      <w:bookmarkStart w:id="1" w:name="_Toc6871"/>
+      <w:bookmarkStart w:id="1" w:name="_Toc16084"/>
       <w:r>
         <w:t>甘肃国邦信息科技有限公司</w:t>
       </w:r>
@@ -78,8 +84,6 @@
           <w:szCs w:val="36"/>
         </w:rPr>
         <w:sectPr>
-          <w:headerReference r:id="rId5" w:type="default"/>
-          <w:footerReference r:id="rId6" w:type="default"/>
           <w:pgSz w:w="11906" w:h="16839"/>
           <w:pgMar w:top="1431" w:right="1785" w:bottom="0" w:left="1785" w:header="0" w:footer="0" w:gutter="0"/>
           <w:cols w:space="720" w:num="1"/>
@@ -97,7 +101,7 @@
           <w:szCs w:val="28"/>
         </w:rPr>
       </w:pPr>
-      <w:bookmarkStart w:id="2" w:name="_Toc9324"/>
+      <w:bookmarkStart w:id="2" w:name="_Toc30135"/>
       <w:r>
         <w:rPr>
           <w:rFonts w:ascii="宋体" w:hAnsi="宋体" w:eastAsia="宋体" w:cs="宋体"/>
@@ -778,8 +782,8 @@
     <w:p>
       <w:pPr>
         <w:sectPr>
-          <w:headerReference r:id="rId7" w:type="default"/>
-          <w:footerReference r:id="rId8" w:type="default"/>
+          <w:headerReference r:id="rId5" w:type="default"/>
+          <w:footerReference r:id="rId6" w:type="default"/>
           <w:pgSz w:w="11906" w:h="16839"/>
           <w:pgMar w:top="1246" w:right="1050" w:bottom="1375" w:left="1050" w:header="1231" w:footer="983" w:gutter="0"/>
           <w:cols w:space="720" w:num="1"/>
@@ -837,8 +841,6 @@
               <w:tab w:val="right" w:leader="dot" w:pos="9806"/>
             </w:tabs>
           </w:pPr>
-          <w:bookmarkStart w:id="6" w:name="_GoBack"/>
-          <w:bookmarkEnd w:id="6"/>
           <w:r>
             <w:fldChar w:fldCharType="begin"/>
           </w:r>
@@ -852,7 +854,7 @@
             <w:fldChar w:fldCharType="begin"/>
           </w:r>
           <w:r>
-            <w:instrText xml:space="preserve"> HYPERLINK \l _Toc13527 </w:instrText>
+            <w:instrText xml:space="preserve"> HYPERLINK \l _Toc14086 </w:instrText>
           </w:r>
           <w:r>
             <w:fldChar w:fldCharType="separate"/>
@@ -867,7 +869,7 @@
             <w:fldChar w:fldCharType="begin"/>
           </w:r>
           <w:r>
-            <w:instrText xml:space="preserve"> PAGEREF _Toc13527 \h </w:instrText>
+            <w:instrText xml:space="preserve"> PAGEREF _Toc14086 \h </w:instrText>
           </w:r>
           <w:r>
             <w:fldChar w:fldCharType="separate"/>
@@ -893,7 +895,7 @@
             <w:fldChar w:fldCharType="begin"/>
           </w:r>
           <w:r>
-            <w:instrText xml:space="preserve"> HYPERLINK \l _Toc6871 </w:instrText>
+            <w:instrText xml:space="preserve"> HYPERLINK \l _Toc16084 </w:instrText>
           </w:r>
           <w:r>
             <w:fldChar w:fldCharType="separate"/>
@@ -908,7 +910,7 @@
             <w:fldChar w:fldCharType="begin"/>
           </w:r>
           <w:r>
-            <w:instrText xml:space="preserve"> PAGEREF _Toc6871 \h </w:instrText>
+            <w:instrText xml:space="preserve"> PAGEREF _Toc16084 \h </w:instrText>
           </w:r>
           <w:r>
             <w:fldChar w:fldCharType="separate"/>
@@ -934,7 +936,7 @@
             <w:fldChar w:fldCharType="begin"/>
           </w:r>
           <w:r>
-            <w:instrText xml:space="preserve"> HYPERLINK \l _Toc9324 </w:instrText>
+            <w:instrText xml:space="preserve"> HYPERLINK \l _Toc30135 </w:instrText>
           </w:r>
           <w:r>
             <w:fldChar w:fldCharType="separate"/>
@@ -954,7 +956,7 @@
             <w:fldChar w:fldCharType="begin"/>
           </w:r>
           <w:r>
-            <w:instrText xml:space="preserve"> PAGEREF _Toc9324 \h </w:instrText>
+            <w:instrText xml:space="preserve"> PAGEREF _Toc30135 \h </w:instrText>
           </w:r>
           <w:r>
             <w:fldChar w:fldCharType="separate"/>
@@ -980,7 +982,7 @@
             <w:fldChar w:fldCharType="begin"/>
           </w:r>
           <w:r>
-            <w:instrText xml:space="preserve"> HYPERLINK \l _Toc14117 </w:instrText>
+            <w:instrText xml:space="preserve"> HYPERLINK \l _Toc21721 </w:instrText>
           </w:r>
           <w:r>
             <w:fldChar w:fldCharType="separate"/>
@@ -1001,7 +1003,7 @@
             <w:fldChar w:fldCharType="begin"/>
           </w:r>
           <w:r>
-            <w:instrText xml:space="preserve"> PAGEREF _Toc14117 \h </w:instrText>
+            <w:instrText xml:space="preserve"> PAGEREF _Toc21721 \h </w:instrText>
           </w:r>
           <w:r>
             <w:fldChar w:fldCharType="separate"/>
@@ -1027,7 +1029,7 @@
             <w:fldChar w:fldCharType="begin"/>
           </w:r>
           <w:r>
-            <w:instrText xml:space="preserve"> HYPERLINK \l _Toc2563 </w:instrText>
+            <w:instrText xml:space="preserve"> HYPERLINK \l _Toc8192 </w:instrText>
           </w:r>
           <w:r>
             <w:fldChar w:fldCharType="separate"/>
@@ -1048,7 +1050,7 @@
             <w:fldChar w:fldCharType="begin"/>
           </w:r>
           <w:r>
-            <w:instrText xml:space="preserve"> PAGEREF _Toc2563 \h </w:instrText>
+            <w:instrText xml:space="preserve"> PAGEREF _Toc8192 \h </w:instrText>
           </w:r>
           <w:r>
             <w:fldChar w:fldCharType="separate"/>
@@ -1074,7 +1076,7 @@
             <w:fldChar w:fldCharType="begin"/>
           </w:r>
           <w:r>
-            <w:instrText xml:space="preserve"> HYPERLINK \l _Toc25597 </w:instrText>
+            <w:instrText xml:space="preserve"> HYPERLINK \l _Toc26903 </w:instrText>
           </w:r>
           <w:r>
             <w:fldChar w:fldCharType="separate"/>
@@ -1095,7 +1097,7 @@
             <w:fldChar w:fldCharType="begin"/>
           </w:r>
           <w:r>
-            <w:instrText xml:space="preserve"> PAGEREF _Toc25597 \h </w:instrText>
+            <w:instrText xml:space="preserve"> PAGEREF _Toc26903 \h </w:instrText>
           </w:r>
           <w:r>
             <w:fldChar w:fldCharType="separate"/>
@@ -1157,682 +1159,1751 @@
     </w:p>
     <w:p>
       <w:pPr>
+        <w:pStyle w:val="26"/>
+        <w:bidi w:val="0"/>
+        <w:rPr>
+          <w:rFonts w:hint="default"/>
+          <w:lang w:val="en-US"/>
+        </w:rPr>
+      </w:pPr>
+      <w:r>
+        <w:rPr>
+          <w:rFonts w:hint="default"/>
+          <w:lang w:val="en-US"/>
+        </w:rPr>
+        <w:t>管理体系建设与优化历程</w:t>
+      </w:r>
+    </w:p>
+    <w:p>
+      <w:pPr>
         <w:pStyle w:val="27"/>
         <w:bidi w:val="0"/>
         <w:rPr>
-          <w:rFonts w:ascii="Arial" w:hAnsi="Arial" w:eastAsia="宋体" w:cs="Arial"/>
-          <w:snapToGrid w:val="0"/>
-          <w:color w:val="000000"/>
-          <w:kern w:val="0"/>
-          <w:sz w:val="24"/>
-          <w:szCs w:val="21"/>
-          <w:lang w:val="en-US" w:eastAsia="zh-CN" w:bidi="ar-SA"/>
-        </w:rPr>
-      </w:pPr>
+          <w:rFonts w:hint="default"/>
+          <w:lang w:val="en-US"/>
+        </w:rPr>
+      </w:pPr>
+      <w:r>
+        <w:rPr>
+          <w:rFonts w:hint="default"/>
+          <w:lang w:val="en-US"/>
+        </w:rPr>
+        <w:t>公司积极引入并践行ITSS（信息技术服务标准）三级成熟度模型，系统性构建并持续完善备品备件管理体系。针对早期备件管理分散、制度缺失、响应滞后的情况，公司通过借鉴行业先进经验，逐步建立了以《备品备件管理制度》与《供应商管理制度》为核心的一整套规范化管理机制。</w:t>
+      </w:r>
+    </w:p>
+    <w:p>
+      <w:pPr>
+        <w:pStyle w:val="27"/>
+        <w:bidi w:val="0"/>
+        <w:rPr>
+          <w:rFonts w:hint="default"/>
+          <w:lang w:val="en-US"/>
+        </w:rPr>
+      </w:pPr>
+      <w:r>
+        <w:rPr>
+          <w:rFonts w:hint="default"/>
+          <w:lang w:val="en-US"/>
+        </w:rPr>
+        <w:t>本年度，管理体系的优化重点聚焦于流程精细化、数据可视化、响应敏捷化三个维度，旨在实现从“被动应对”到“主动预防”、从“经验驱动”到“数据驱动”的根本性转变，为各类运维项目，特别是如“临夏回族自治州中医医院智慧银医项目”这类对服务连续性要求极高的关键项目，提供坚实的物资保障。</w:t>
+      </w:r>
     </w:p>
     <w:p>
       <w:pPr>
         <w:pStyle w:val="26"/>
         <w:bidi w:val="0"/>
-      </w:pPr>
-      <w:bookmarkStart w:id="3" w:name="_Toc14117"/>
+        <w:rPr>
+          <w:rFonts w:hint="default"/>
+          <w:lang w:val="en-US"/>
+        </w:rPr>
+      </w:pPr>
       <w:r>
-        <w:t>备品备件应用不断提升</w:t>
+        <w:rPr>
+          <w:rFonts w:hint="default"/>
+          <w:lang w:val="en-US"/>
+        </w:rPr>
+        <w:t>关键管理措施与实施成效</w:t>
       </w:r>
-      <w:bookmarkEnd w:id="3"/>
-    </w:p>
-    <w:p>
-      <w:pPr>
-        <w:spacing w:before="106" w:line="359" w:lineRule="auto"/>
-        <w:ind w:left="38" w:right="15" w:firstLine="576"/>
-        <w:rPr>
-          <w:rFonts w:ascii="宋体" w:hAnsi="宋体" w:eastAsia="宋体" w:cs="宋体"/>
-          <w:sz w:val="24"/>
-          <w:szCs w:val="24"/>
+    </w:p>
+    <w:p>
+      <w:pPr>
+        <w:pStyle w:val="28"/>
+        <w:bidi w:val="0"/>
+        <w:rPr>
+          <w:rFonts w:hint="default"/>
+          <w:lang w:val="en-US"/>
         </w:rPr>
       </w:pPr>
       <w:r>
         <w:rPr>
-          <w:rFonts w:ascii="宋体" w:hAnsi="宋体" w:eastAsia="宋体" w:cs="宋体"/>
-          <w:spacing w:val="-1"/>
-          <w:sz w:val="24"/>
-          <w:szCs w:val="24"/>
-        </w:rPr>
-        <w:t>ITSS 对备件库的管理要求，使备件从采购到入库到使用整个过程都能够得</w:t>
+          <w:rFonts w:hint="default"/>
+          <w:lang w:val="en-US"/>
+        </w:rPr>
+        <w:t>2.1 库存管理的规范化与可视化</w:t>
+      </w:r>
+    </w:p>
+    <w:p>
+      <w:pPr>
+        <w:pStyle w:val="27"/>
+        <w:bidi w:val="0"/>
+        <w:rPr>
+          <w:rFonts w:hint="default"/>
+          <w:lang w:val="en-US"/>
+        </w:rPr>
+      </w:pPr>
+      <w:r>
+        <w:rPr>
+          <w:rFonts w:hint="default"/>
+          <w:lang w:val="en-US"/>
+        </w:rPr>
+        <w:t>库房物理改造：对仓储空间进行了科学重新规划，定制化安装新货架系统，并严格按设备类型、用途及故障频率对备件进行分区、分类、标识存放，实现了备件的“定位清晰、取用快捷”。</w:t>
+      </w:r>
+    </w:p>
+    <w:p>
+      <w:pPr>
+        <w:pStyle w:val="27"/>
+        <w:bidi w:val="0"/>
+        <w:rPr>
+          <w:rFonts w:hint="default"/>
+          <w:lang w:val="en-US"/>
+        </w:rPr>
+      </w:pPr>
+      <w:r>
+        <w:rPr>
+          <w:rFonts w:hint="default"/>
+          <w:lang w:val="en-US"/>
+        </w:rPr>
+        <w:t>数字化台账管理：依托运维管理平台，建立了电子化备件库存台账，实现每一件备品备件从入库、存储、检测、领用到核销的全生命周期线上跟踪，确保了物流与信息流的同步。</w:t>
+      </w:r>
+    </w:p>
+    <w:p>
+      <w:pPr>
+        <w:pStyle w:val="27"/>
+        <w:bidi w:val="0"/>
+        <w:rPr>
+          <w:rFonts w:hint="default"/>
+          <w:lang w:val="en-US"/>
+        </w:rPr>
+      </w:pPr>
+      <w:r>
+        <w:rPr>
+          <w:rFonts w:hint="default"/>
+          <w:lang w:val="en-US"/>
+        </w:rPr>
+        <w:t>定期盘点与审计：执行季度全面盘点与月度循环抽查相结合的机制，及时发现并纠正账实不符问题，这是维持库存备件数据准确率稳定的核心基础。</w:t>
+      </w:r>
+    </w:p>
+    <w:p>
+      <w:pPr>
+        <w:pStyle w:val="28"/>
+        <w:bidi w:val="0"/>
+        <w:rPr>
+          <w:rFonts w:hint="default"/>
+          <w:lang w:val="en-US"/>
+        </w:rPr>
+      </w:pPr>
+      <w:r>
+        <w:rPr>
+          <w:rFonts w:hint="default"/>
+          <w:lang w:val="en-US"/>
+        </w:rPr>
+        <w:t>供应商管理的战略化与协同化</w:t>
+      </w:r>
+    </w:p>
+    <w:p>
+      <w:pPr>
+        <w:pStyle w:val="27"/>
+        <w:bidi w:val="0"/>
+        <w:rPr>
+          <w:rFonts w:hint="default"/>
+          <w:lang w:val="en-US"/>
+        </w:rPr>
+      </w:pPr>
+      <w:r>
+        <w:rPr>
+          <w:rFonts w:hint="default"/>
+          <w:lang w:val="en-US"/>
+        </w:rPr>
+        <w:t>动态供应商评价体系： 建立了涵盖供货及时率、产品质量合格率、售后服务响应速度、价格水平等多维度的供应商季度考核评分卡。通过优胜劣汰，优化了核心供应商名录，激发了供应链端的服务竞争意识。</w:t>
+      </w:r>
+    </w:p>
+    <w:p>
+      <w:pPr>
+        <w:pStyle w:val="27"/>
+        <w:bidi w:val="0"/>
+        <w:rPr>
+          <w:rFonts w:hint="default"/>
+          <w:lang w:val="en-US"/>
+        </w:rPr>
+      </w:pPr>
+      <w:r>
+        <w:rPr>
+          <w:rFonts w:hint="default"/>
+          <w:lang w:val="en-US"/>
+        </w:rPr>
+        <w:t>战略协同与信息共享：与关键供应商建立了库存信息共享机制，对常用耗材及核心板件推行“供应商代管库存”（VMI）模式，部分实现了备件“零库存”管理，降低了资金占用。</w:t>
+      </w:r>
+    </w:p>
+    <w:p>
+      <w:pPr>
+        <w:pStyle w:val="27"/>
+        <w:bidi w:val="0"/>
+        <w:rPr>
+          <w:rFonts w:hint="default"/>
+          <w:lang w:val="en-US"/>
+        </w:rPr>
+      </w:pPr>
+      <w:r>
+        <w:rPr>
+          <w:rFonts w:hint="default"/>
+          <w:lang w:val="en-US"/>
+        </w:rPr>
+        <w:t>采购计划的科学性： 依据历史故障数据、设备生命周期及项目SLA要求，编制了主要设备的战略性备件储备计划，避免了采购的盲目性与重复性，使采购资金效益最大化。</w:t>
+      </w:r>
+    </w:p>
+    <w:p>
+      <w:pPr>
+        <w:pStyle w:val="28"/>
+        <w:bidi w:val="0"/>
+        <w:rPr>
+          <w:rFonts w:hint="default"/>
+          <w:lang w:val="en-US"/>
+        </w:rPr>
+      </w:pPr>
+      <w:r>
+        <w:rPr>
+          <w:rFonts w:hint="default"/>
+          <w:lang w:val="en-US"/>
+        </w:rPr>
+        <w:t>备件可用性保障的全流程控制</w:t>
+      </w:r>
+    </w:p>
+    <w:p>
+      <w:pPr>
+        <w:pStyle w:val="27"/>
+        <w:bidi w:val="0"/>
+        <w:rPr>
+          <w:rFonts w:hint="default"/>
+          <w:lang w:val="en-US"/>
+        </w:rPr>
+      </w:pPr>
+      <w:r>
+        <w:rPr>
+          <w:rFonts w:hint="default"/>
+          <w:lang w:val="en-US"/>
+        </w:rPr>
+        <w:t>入库检测制度化：所有备件入库前均需进行严格的功能与性能测试，杜绝“问题备件”进入库存，从源头保障可用性。</w:t>
+      </w:r>
+    </w:p>
+    <w:p>
+      <w:pPr>
+        <w:pStyle w:val="27"/>
+        <w:bidi w:val="0"/>
+        <w:rPr>
+          <w:rFonts w:hint="default"/>
+          <w:lang w:val="en-US"/>
+        </w:rPr>
+      </w:pPr>
+      <w:r>
+        <w:rPr>
+          <w:rFonts w:hint="default"/>
+          <w:lang w:val="en-US"/>
+        </w:rPr>
+        <w:t>在库保养常态化：对精密电子部件等有特殊存储要求的备件，定期进行通电检测、防潮防尘处理，确保备件在库期间性能不衰减。</w:t>
+      </w:r>
+    </w:p>
+    <w:p>
+      <w:pPr>
+        <w:pStyle w:val="27"/>
+        <w:bidi w:val="0"/>
+        <w:rPr>
+          <w:rFonts w:hint="default"/>
+          <w:lang w:val="en-US"/>
+        </w:rPr>
+      </w:pPr>
+      <w:r>
+        <w:rPr>
+          <w:rFonts w:hint="default"/>
+          <w:lang w:val="en-US"/>
+        </w:rPr>
+        <w:t>应急演练集成化： 在业务连续性演练中，同步测试备件紧急领用、更换流程的有效性，确保应急状态下“拿得出、用得上”。</w:t>
+      </w:r>
+    </w:p>
+    <w:p>
+      <w:pPr>
+        <w:pStyle w:val="26"/>
+        <w:bidi w:val="0"/>
+        <w:rPr>
+          <w:rFonts w:hint="default"/>
+          <w:lang w:val="en-US"/>
+        </w:rPr>
+      </w:pPr>
+      <w:r>
+        <w:rPr>
+          <w:rFonts w:hint="default"/>
+          <w:lang w:val="en-US"/>
+        </w:rPr>
+        <w:t>核心绩效指标达成情况深度分析</w:t>
+      </w:r>
+    </w:p>
+    <w:tbl>
+      <w:tblPr>
+        <w:tblStyle w:val="20"/>
+        <w:tblW w:w="0" w:type="auto"/>
+        <w:tblInd w:w="0" w:type="dxa"/>
+        <w:tblBorders>
+          <w:top w:val="single" w:color="auto" w:sz="4" w:space="0"/>
+          <w:left w:val="single" w:color="auto" w:sz="4" w:space="0"/>
+          <w:bottom w:val="single" w:color="auto" w:sz="4" w:space="0"/>
+          <w:right w:val="single" w:color="auto" w:sz="4" w:space="0"/>
+          <w:insideH w:val="single" w:color="auto" w:sz="4" w:space="0"/>
+          <w:insideV w:val="single" w:color="auto" w:sz="4" w:space="0"/>
+        </w:tblBorders>
+        <w:shd w:val="clear" w:color="auto" w:fill="auto"/>
+        <w:tblLayout w:type="autofit"/>
+        <w:tblCellMar>
+          <w:top w:w="15" w:type="dxa"/>
+          <w:left w:w="15" w:type="dxa"/>
+          <w:bottom w:w="15" w:type="dxa"/>
+          <w:right w:w="15" w:type="dxa"/>
+        </w:tblCellMar>
+      </w:tblPr>
+      <w:tblGrid>
+        <w:gridCol w:w="567"/>
+        <w:gridCol w:w="944"/>
+        <w:gridCol w:w="915"/>
+        <w:gridCol w:w="805"/>
+        <w:gridCol w:w="805"/>
+        <w:gridCol w:w="877"/>
+        <w:gridCol w:w="5085"/>
+      </w:tblGrid>
+      <w:tr>
+        <w:tblPrEx>
+          <w:tblBorders>
+            <w:top w:val="single" w:color="auto" w:sz="4" w:space="0"/>
+            <w:left w:val="single" w:color="auto" w:sz="4" w:space="0"/>
+            <w:bottom w:val="single" w:color="auto" w:sz="4" w:space="0"/>
+            <w:right w:val="single" w:color="auto" w:sz="4" w:space="0"/>
+            <w:insideH w:val="single" w:color="auto" w:sz="4" w:space="0"/>
+            <w:insideV w:val="single" w:color="auto" w:sz="4" w:space="0"/>
+          </w:tblBorders>
+          <w:shd w:val="clear" w:color="auto" w:fill="auto"/>
+          <w:tblCellMar>
+            <w:top w:w="15" w:type="dxa"/>
+            <w:left w:w="15" w:type="dxa"/>
+            <w:bottom w:w="15" w:type="dxa"/>
+            <w:right w:w="15" w:type="dxa"/>
+          </w:tblCellMar>
+        </w:tblPrEx>
+        <w:trPr>
+          <w:tblHeader/>
+        </w:trPr>
+        <w:tc>
+          <w:tcPr>
+            <w:tcW w:w="0" w:type="auto"/>
+            <w:shd w:val="clear" w:color="auto" w:fill="auto"/>
+            <w:tcMar>
+              <w:top w:w="120" w:type="dxa"/>
+              <w:left w:w="0" w:type="dxa"/>
+              <w:bottom w:w="120" w:type="dxa"/>
+              <w:right w:w="192" w:type="dxa"/>
+            </w:tcMar>
+            <w:vAlign w:val="center"/>
+          </w:tcPr>
+          <w:p>
+            <w:pPr>
+              <w:keepNext w:val="0"/>
+              <w:keepLines w:val="0"/>
+              <w:widowControl/>
+              <w:suppressLineNumbers w:val="0"/>
+              <w:spacing w:line="300" w:lineRule="atLeast"/>
+              <w:jc w:val="both"/>
+              <w:rPr>
+                <w:rFonts w:ascii="Segoe UI" w:hAnsi="Segoe UI" w:eastAsia="Segoe UI" w:cs="Segoe UI"/>
+                <w:i w:val="0"/>
+                <w:iCs w:val="0"/>
+                <w:caps w:val="0"/>
+                <w:color w:val="0F1115"/>
+                <w:spacing w:val="0"/>
+                <w:sz w:val="18"/>
+                <w:szCs w:val="18"/>
+              </w:rPr>
+            </w:pPr>
+            <w:r>
+              <w:rPr>
+                <w:rFonts w:hint="default" w:ascii="Segoe UI" w:hAnsi="Segoe UI" w:eastAsia="Segoe UI" w:cs="Segoe UI"/>
+                <w:i w:val="0"/>
+                <w:iCs w:val="0"/>
+                <w:caps w:val="0"/>
+                <w:snapToGrid w:val="0"/>
+                <w:color w:val="000000"/>
+                <w:spacing w:val="0"/>
+                <w:kern w:val="0"/>
+                <w:sz w:val="18"/>
+                <w:szCs w:val="18"/>
+                <w:lang w:val="en-US" w:eastAsia="zh-CN" w:bidi="ar"/>
+              </w:rPr>
+              <w:t>指标维度</w:t>
+            </w:r>
+          </w:p>
+        </w:tc>
+        <w:tc>
+          <w:tcPr>
+            <w:tcW w:w="0" w:type="auto"/>
+            <w:shd w:val="clear" w:color="auto" w:fill="auto"/>
+            <w:tcMar>
+              <w:top w:w="120" w:type="dxa"/>
+              <w:left w:w="192" w:type="dxa"/>
+              <w:bottom w:w="120" w:type="dxa"/>
+              <w:right w:w="192" w:type="dxa"/>
+            </w:tcMar>
+            <w:vAlign w:val="center"/>
+          </w:tcPr>
+          <w:p>
+            <w:pPr>
+              <w:keepNext w:val="0"/>
+              <w:keepLines w:val="0"/>
+              <w:widowControl/>
+              <w:suppressLineNumbers w:val="0"/>
+              <w:spacing w:line="300" w:lineRule="atLeast"/>
+              <w:jc w:val="both"/>
+              <w:rPr>
+                <w:rFonts w:hint="default" w:ascii="Segoe UI" w:hAnsi="Segoe UI" w:eastAsia="Segoe UI" w:cs="Segoe UI"/>
+                <w:i w:val="0"/>
+                <w:iCs w:val="0"/>
+                <w:caps w:val="0"/>
+                <w:color w:val="0F1115"/>
+                <w:spacing w:val="0"/>
+                <w:sz w:val="18"/>
+                <w:szCs w:val="18"/>
+              </w:rPr>
+            </w:pPr>
+            <w:r>
+              <w:rPr>
+                <w:rFonts w:hint="default" w:ascii="Segoe UI" w:hAnsi="Segoe UI" w:eastAsia="Segoe UI" w:cs="Segoe UI"/>
+                <w:i w:val="0"/>
+                <w:iCs w:val="0"/>
+                <w:caps w:val="0"/>
+                <w:snapToGrid w:val="0"/>
+                <w:color w:val="000000"/>
+                <w:spacing w:val="0"/>
+                <w:kern w:val="0"/>
+                <w:sz w:val="18"/>
+                <w:szCs w:val="18"/>
+                <w:lang w:val="en-US" w:eastAsia="zh-CN" w:bidi="ar"/>
+              </w:rPr>
+              <w:t>指标名称</w:t>
+            </w:r>
+          </w:p>
+        </w:tc>
+        <w:tc>
+          <w:tcPr>
+            <w:tcW w:w="0" w:type="auto"/>
+            <w:shd w:val="clear" w:color="auto" w:fill="auto"/>
+            <w:tcMar>
+              <w:top w:w="120" w:type="dxa"/>
+              <w:left w:w="192" w:type="dxa"/>
+              <w:bottom w:w="120" w:type="dxa"/>
+              <w:right w:w="192" w:type="dxa"/>
+            </w:tcMar>
+            <w:vAlign w:val="center"/>
+          </w:tcPr>
+          <w:p>
+            <w:pPr>
+              <w:keepNext w:val="0"/>
+              <w:keepLines w:val="0"/>
+              <w:widowControl/>
+              <w:suppressLineNumbers w:val="0"/>
+              <w:spacing w:line="300" w:lineRule="atLeast"/>
+              <w:jc w:val="both"/>
+              <w:rPr>
+                <w:rFonts w:hint="default" w:ascii="Segoe UI" w:hAnsi="Segoe UI" w:eastAsia="Segoe UI" w:cs="Segoe UI"/>
+                <w:i w:val="0"/>
+                <w:iCs w:val="0"/>
+                <w:caps w:val="0"/>
+                <w:color w:val="0F1115"/>
+                <w:spacing w:val="0"/>
+                <w:sz w:val="18"/>
+                <w:szCs w:val="18"/>
+              </w:rPr>
+            </w:pPr>
+            <w:r>
+              <w:rPr>
+                <w:rFonts w:hint="default" w:ascii="Segoe UI" w:hAnsi="Segoe UI" w:eastAsia="Segoe UI" w:cs="Segoe UI"/>
+                <w:i w:val="0"/>
+                <w:iCs w:val="0"/>
+                <w:caps w:val="0"/>
+                <w:snapToGrid w:val="0"/>
+                <w:color w:val="000000"/>
+                <w:spacing w:val="0"/>
+                <w:kern w:val="0"/>
+                <w:sz w:val="18"/>
+                <w:szCs w:val="18"/>
+                <w:lang w:val="en-US" w:eastAsia="zh-CN" w:bidi="ar"/>
+              </w:rPr>
+              <w:t>2025年目标</w:t>
+            </w:r>
+          </w:p>
+        </w:tc>
+        <w:tc>
+          <w:tcPr>
+            <w:tcW w:w="0" w:type="auto"/>
+            <w:shd w:val="clear" w:color="auto" w:fill="auto"/>
+            <w:tcMar>
+              <w:top w:w="120" w:type="dxa"/>
+              <w:left w:w="192" w:type="dxa"/>
+              <w:bottom w:w="120" w:type="dxa"/>
+              <w:right w:w="192" w:type="dxa"/>
+            </w:tcMar>
+            <w:vAlign w:val="center"/>
+          </w:tcPr>
+          <w:p>
+            <w:pPr>
+              <w:keepNext w:val="0"/>
+              <w:keepLines w:val="0"/>
+              <w:widowControl/>
+              <w:suppressLineNumbers w:val="0"/>
+              <w:spacing w:line="300" w:lineRule="atLeast"/>
+              <w:jc w:val="both"/>
+              <w:rPr>
+                <w:rFonts w:hint="default" w:ascii="Segoe UI" w:hAnsi="Segoe UI" w:eastAsia="Segoe UI" w:cs="Segoe UI"/>
+                <w:i w:val="0"/>
+                <w:iCs w:val="0"/>
+                <w:caps w:val="0"/>
+                <w:color w:val="0F1115"/>
+                <w:spacing w:val="0"/>
+                <w:sz w:val="18"/>
+                <w:szCs w:val="18"/>
+              </w:rPr>
+            </w:pPr>
+            <w:r>
+              <w:rPr>
+                <w:rFonts w:hint="default" w:ascii="Segoe UI" w:hAnsi="Segoe UI" w:eastAsia="Segoe UI" w:cs="Segoe UI"/>
+                <w:i w:val="0"/>
+                <w:iCs w:val="0"/>
+                <w:caps w:val="0"/>
+                <w:snapToGrid w:val="0"/>
+                <w:color w:val="000000"/>
+                <w:spacing w:val="0"/>
+                <w:kern w:val="0"/>
+                <w:sz w:val="18"/>
+                <w:szCs w:val="18"/>
+                <w:lang w:val="en-US" w:eastAsia="zh-CN" w:bidi="ar"/>
+              </w:rPr>
+              <w:t>Q1 实际</w:t>
+            </w:r>
+          </w:p>
+        </w:tc>
+        <w:tc>
+          <w:tcPr>
+            <w:tcW w:w="0" w:type="auto"/>
+            <w:shd w:val="clear" w:color="auto" w:fill="auto"/>
+            <w:tcMar>
+              <w:top w:w="120" w:type="dxa"/>
+              <w:left w:w="192" w:type="dxa"/>
+              <w:bottom w:w="120" w:type="dxa"/>
+              <w:right w:w="192" w:type="dxa"/>
+            </w:tcMar>
+            <w:vAlign w:val="center"/>
+          </w:tcPr>
+          <w:p>
+            <w:pPr>
+              <w:keepNext w:val="0"/>
+              <w:keepLines w:val="0"/>
+              <w:widowControl/>
+              <w:suppressLineNumbers w:val="0"/>
+              <w:spacing w:line="300" w:lineRule="atLeast"/>
+              <w:jc w:val="both"/>
+              <w:rPr>
+                <w:rFonts w:hint="default" w:ascii="Segoe UI" w:hAnsi="Segoe UI" w:eastAsia="Segoe UI" w:cs="Segoe UI"/>
+                <w:i w:val="0"/>
+                <w:iCs w:val="0"/>
+                <w:caps w:val="0"/>
+                <w:color w:val="0F1115"/>
+                <w:spacing w:val="0"/>
+                <w:sz w:val="18"/>
+                <w:szCs w:val="18"/>
+              </w:rPr>
+            </w:pPr>
+            <w:r>
+              <w:rPr>
+                <w:rFonts w:hint="default" w:ascii="Segoe UI" w:hAnsi="Segoe UI" w:eastAsia="Segoe UI" w:cs="Segoe UI"/>
+                <w:i w:val="0"/>
+                <w:iCs w:val="0"/>
+                <w:caps w:val="0"/>
+                <w:snapToGrid w:val="0"/>
+                <w:color w:val="000000"/>
+                <w:spacing w:val="0"/>
+                <w:kern w:val="0"/>
+                <w:sz w:val="18"/>
+                <w:szCs w:val="18"/>
+                <w:lang w:val="en-US" w:eastAsia="zh-CN" w:bidi="ar"/>
+              </w:rPr>
+              <w:t>Q2 实际</w:t>
+            </w:r>
+          </w:p>
+        </w:tc>
+        <w:tc>
+          <w:tcPr>
+            <w:tcW w:w="0" w:type="auto"/>
+            <w:shd w:val="clear" w:color="auto" w:fill="auto"/>
+            <w:tcMar>
+              <w:top w:w="120" w:type="dxa"/>
+              <w:left w:w="192" w:type="dxa"/>
+              <w:bottom w:w="120" w:type="dxa"/>
+              <w:right w:w="192" w:type="dxa"/>
+            </w:tcMar>
+            <w:vAlign w:val="center"/>
+          </w:tcPr>
+          <w:p>
+            <w:pPr>
+              <w:keepNext w:val="0"/>
+              <w:keepLines w:val="0"/>
+              <w:widowControl/>
+              <w:suppressLineNumbers w:val="0"/>
+              <w:spacing w:line="300" w:lineRule="atLeast"/>
+              <w:jc w:val="both"/>
+              <w:rPr>
+                <w:rFonts w:hint="default" w:ascii="Segoe UI" w:hAnsi="Segoe UI" w:eastAsia="Segoe UI" w:cs="Segoe UI"/>
+                <w:i w:val="0"/>
+                <w:iCs w:val="0"/>
+                <w:caps w:val="0"/>
+                <w:color w:val="0F1115"/>
+                <w:spacing w:val="0"/>
+                <w:sz w:val="18"/>
+                <w:szCs w:val="18"/>
+              </w:rPr>
+            </w:pPr>
+            <w:r>
+              <w:rPr>
+                <w:rFonts w:hint="default" w:ascii="Segoe UI" w:hAnsi="Segoe UI" w:eastAsia="Segoe UI" w:cs="Segoe UI"/>
+                <w:i w:val="0"/>
+                <w:iCs w:val="0"/>
+                <w:caps w:val="0"/>
+                <w:snapToGrid w:val="0"/>
+                <w:color w:val="000000"/>
+                <w:spacing w:val="0"/>
+                <w:kern w:val="0"/>
+                <w:sz w:val="18"/>
+                <w:szCs w:val="18"/>
+                <w:lang w:val="en-US" w:eastAsia="zh-CN" w:bidi="ar"/>
+              </w:rPr>
+              <w:t>Q3 实际</w:t>
+            </w:r>
+          </w:p>
+        </w:tc>
+        <w:tc>
+          <w:tcPr>
+            <w:tcW w:w="0" w:type="auto"/>
+            <w:shd w:val="clear" w:color="auto" w:fill="auto"/>
+            <w:tcMar>
+              <w:top w:w="120" w:type="dxa"/>
+              <w:left w:w="192" w:type="dxa"/>
+              <w:bottom w:w="120" w:type="dxa"/>
+              <w:right w:w="192" w:type="dxa"/>
+            </w:tcMar>
+            <w:vAlign w:val="center"/>
+          </w:tcPr>
+          <w:p>
+            <w:pPr>
+              <w:keepNext w:val="0"/>
+              <w:keepLines w:val="0"/>
+              <w:widowControl/>
+              <w:suppressLineNumbers w:val="0"/>
+              <w:spacing w:line="300" w:lineRule="atLeast"/>
+              <w:jc w:val="both"/>
+              <w:rPr>
+                <w:rFonts w:hint="default" w:ascii="Segoe UI" w:hAnsi="Segoe UI" w:eastAsia="Segoe UI" w:cs="Segoe UI"/>
+                <w:i w:val="0"/>
+                <w:iCs w:val="0"/>
+                <w:caps w:val="0"/>
+                <w:color w:val="0F1115"/>
+                <w:spacing w:val="0"/>
+                <w:sz w:val="18"/>
+                <w:szCs w:val="18"/>
+              </w:rPr>
+            </w:pPr>
+            <w:r>
+              <w:rPr>
+                <w:rFonts w:hint="default" w:ascii="Segoe UI" w:hAnsi="Segoe UI" w:eastAsia="Segoe UI" w:cs="Segoe UI"/>
+                <w:i w:val="0"/>
+                <w:iCs w:val="0"/>
+                <w:caps w:val="0"/>
+                <w:snapToGrid w:val="0"/>
+                <w:color w:val="000000"/>
+                <w:spacing w:val="0"/>
+                <w:kern w:val="0"/>
+                <w:sz w:val="18"/>
+                <w:szCs w:val="18"/>
+                <w:lang w:val="en-US" w:eastAsia="zh-CN" w:bidi="ar"/>
+              </w:rPr>
+              <w:t>趋势分析</w:t>
+            </w:r>
+          </w:p>
+        </w:tc>
+      </w:tr>
+      <w:tr>
+        <w:tblPrEx>
+          <w:tblBorders>
+            <w:top w:val="single" w:color="auto" w:sz="4" w:space="0"/>
+            <w:left w:val="single" w:color="auto" w:sz="4" w:space="0"/>
+            <w:bottom w:val="single" w:color="auto" w:sz="4" w:space="0"/>
+            <w:right w:val="single" w:color="auto" w:sz="4" w:space="0"/>
+            <w:insideH w:val="single" w:color="auto" w:sz="4" w:space="0"/>
+            <w:insideV w:val="single" w:color="auto" w:sz="4" w:space="0"/>
+          </w:tblBorders>
+          <w:shd w:val="clear" w:color="auto" w:fill="auto"/>
+          <w:tblCellMar>
+            <w:top w:w="15" w:type="dxa"/>
+            <w:left w:w="15" w:type="dxa"/>
+            <w:bottom w:w="15" w:type="dxa"/>
+            <w:right w:w="15" w:type="dxa"/>
+          </w:tblCellMar>
+        </w:tblPrEx>
+        <w:tc>
+          <w:tcPr>
+            <w:tcW w:w="0" w:type="auto"/>
+            <w:shd w:val="clear" w:color="auto" w:fill="auto"/>
+            <w:tcMar>
+              <w:top w:w="120" w:type="dxa"/>
+              <w:left w:w="0" w:type="dxa"/>
+              <w:bottom w:w="120" w:type="dxa"/>
+              <w:right w:w="192" w:type="dxa"/>
+            </w:tcMar>
+            <w:vAlign w:val="center"/>
+          </w:tcPr>
+          <w:p>
+            <w:pPr>
+              <w:keepNext w:val="0"/>
+              <w:keepLines w:val="0"/>
+              <w:widowControl/>
+              <w:suppressLineNumbers w:val="0"/>
+              <w:spacing w:line="300" w:lineRule="atLeast"/>
+              <w:jc w:val="both"/>
+              <w:rPr>
+                <w:rFonts w:hint="default" w:ascii="Segoe UI" w:hAnsi="Segoe UI" w:eastAsia="Segoe UI" w:cs="Segoe UI"/>
+                <w:i w:val="0"/>
+                <w:iCs w:val="0"/>
+                <w:caps w:val="0"/>
+                <w:color w:val="0F1115"/>
+                <w:spacing w:val="0"/>
+                <w:sz w:val="18"/>
+                <w:szCs w:val="18"/>
+              </w:rPr>
+            </w:pPr>
+            <w:r>
+              <w:rPr>
+                <w:rFonts w:hint="default" w:ascii="Segoe UI" w:hAnsi="Segoe UI" w:eastAsia="Segoe UI" w:cs="Segoe UI"/>
+                <w:i w:val="0"/>
+                <w:iCs w:val="0"/>
+                <w:caps w:val="0"/>
+                <w:color w:val="0F1115"/>
+                <w:spacing w:val="0"/>
+                <w:sz w:val="18"/>
+                <w:szCs w:val="18"/>
+                <w:lang w:val="en-US" w:eastAsia="zh-CN"/>
+              </w:rPr>
+              <w:t>数据准确性</w:t>
+            </w:r>
+          </w:p>
+        </w:tc>
+        <w:tc>
+          <w:tcPr>
+            <w:tcW w:w="0" w:type="auto"/>
+            <w:shd w:val="clear" w:color="auto" w:fill="auto"/>
+            <w:tcMar>
+              <w:top w:w="120" w:type="dxa"/>
+              <w:left w:w="192" w:type="dxa"/>
+              <w:bottom w:w="120" w:type="dxa"/>
+              <w:right w:w="192" w:type="dxa"/>
+            </w:tcMar>
+            <w:vAlign w:val="center"/>
+          </w:tcPr>
+          <w:p>
+            <w:pPr>
+              <w:keepNext w:val="0"/>
+              <w:keepLines w:val="0"/>
+              <w:widowControl/>
+              <w:suppressLineNumbers w:val="0"/>
+              <w:spacing w:line="300" w:lineRule="atLeast"/>
+              <w:jc w:val="both"/>
+              <w:rPr>
+                <w:rFonts w:hint="default" w:ascii="Segoe UI" w:hAnsi="Segoe UI" w:eastAsia="Segoe UI" w:cs="Segoe UI"/>
+                <w:i w:val="0"/>
+                <w:iCs w:val="0"/>
+                <w:caps w:val="0"/>
+                <w:color w:val="0F1115"/>
+                <w:spacing w:val="0"/>
+                <w:sz w:val="18"/>
+                <w:szCs w:val="18"/>
+              </w:rPr>
+            </w:pPr>
+            <w:r>
+              <w:rPr>
+                <w:rFonts w:hint="default" w:ascii="Segoe UI" w:hAnsi="Segoe UI" w:eastAsia="Segoe UI" w:cs="Segoe UI"/>
+                <w:i w:val="0"/>
+                <w:iCs w:val="0"/>
+                <w:caps w:val="0"/>
+                <w:color w:val="0F1115"/>
+                <w:spacing w:val="0"/>
+                <w:sz w:val="18"/>
+                <w:szCs w:val="18"/>
+                <w:lang w:val="en-US" w:eastAsia="zh-CN"/>
+              </w:rPr>
+              <w:t>库存备件数据准确率</w:t>
+            </w:r>
+          </w:p>
+        </w:tc>
+        <w:tc>
+          <w:tcPr>
+            <w:tcW w:w="0" w:type="auto"/>
+            <w:shd w:val="clear" w:color="auto" w:fill="auto"/>
+            <w:tcMar>
+              <w:top w:w="120" w:type="dxa"/>
+              <w:left w:w="192" w:type="dxa"/>
+              <w:bottom w:w="120" w:type="dxa"/>
+              <w:right w:w="192" w:type="dxa"/>
+            </w:tcMar>
+            <w:vAlign w:val="center"/>
+          </w:tcPr>
+          <w:p>
+            <w:pPr>
+              <w:keepNext w:val="0"/>
+              <w:keepLines w:val="0"/>
+              <w:widowControl/>
+              <w:suppressLineNumbers w:val="0"/>
+              <w:spacing w:line="300" w:lineRule="atLeast"/>
+              <w:jc w:val="both"/>
+              <w:rPr>
+                <w:rFonts w:hint="default" w:ascii="Segoe UI" w:hAnsi="Segoe UI" w:eastAsia="Segoe UI" w:cs="Segoe UI"/>
+                <w:i w:val="0"/>
+                <w:iCs w:val="0"/>
+                <w:caps w:val="0"/>
+                <w:color w:val="0F1115"/>
+                <w:spacing w:val="0"/>
+                <w:sz w:val="18"/>
+                <w:szCs w:val="18"/>
+              </w:rPr>
+            </w:pPr>
+            <w:r>
+              <w:rPr>
+                <w:rFonts w:hint="default" w:ascii="Segoe UI" w:hAnsi="Segoe UI" w:eastAsia="Segoe UI" w:cs="Segoe UI"/>
+                <w:i w:val="0"/>
+                <w:iCs w:val="0"/>
+                <w:caps w:val="0"/>
+                <w:snapToGrid w:val="0"/>
+                <w:color w:val="000000"/>
+                <w:spacing w:val="0"/>
+                <w:kern w:val="0"/>
+                <w:sz w:val="18"/>
+                <w:szCs w:val="18"/>
+                <w:lang w:val="en-US" w:eastAsia="zh-CN" w:bidi="ar"/>
+              </w:rPr>
+              <w:t>≥ 9</w:t>
+            </w:r>
+            <w:r>
+              <w:rPr>
+                <w:rFonts w:hint="eastAsia" w:ascii="Segoe UI" w:hAnsi="Segoe UI" w:eastAsia="Segoe UI" w:cs="Segoe UI"/>
+                <w:i w:val="0"/>
+                <w:iCs w:val="0"/>
+                <w:caps w:val="0"/>
+                <w:snapToGrid w:val="0"/>
+                <w:color w:val="000000"/>
+                <w:spacing w:val="0"/>
+                <w:kern w:val="0"/>
+                <w:sz w:val="18"/>
+                <w:szCs w:val="18"/>
+                <w:lang w:val="en-US" w:eastAsia="zh-CN" w:bidi="ar"/>
+              </w:rPr>
+              <w:t>9</w:t>
+            </w:r>
+            <w:r>
+              <w:rPr>
+                <w:rFonts w:hint="default" w:ascii="Segoe UI" w:hAnsi="Segoe UI" w:eastAsia="Segoe UI" w:cs="Segoe UI"/>
+                <w:i w:val="0"/>
+                <w:iCs w:val="0"/>
+                <w:caps w:val="0"/>
+                <w:snapToGrid w:val="0"/>
+                <w:color w:val="000000"/>
+                <w:spacing w:val="0"/>
+                <w:kern w:val="0"/>
+                <w:sz w:val="18"/>
+                <w:szCs w:val="18"/>
+                <w:lang w:val="en-US" w:eastAsia="zh-CN" w:bidi="ar"/>
+              </w:rPr>
+              <w:t>%</w:t>
+            </w:r>
+          </w:p>
+        </w:tc>
+        <w:tc>
+          <w:tcPr>
+            <w:tcW w:w="0" w:type="auto"/>
+            <w:shd w:val="clear" w:color="auto" w:fill="auto"/>
+            <w:tcMar>
+              <w:top w:w="120" w:type="dxa"/>
+              <w:left w:w="192" w:type="dxa"/>
+              <w:bottom w:w="120" w:type="dxa"/>
+              <w:right w:w="192" w:type="dxa"/>
+            </w:tcMar>
+            <w:vAlign w:val="center"/>
+          </w:tcPr>
+          <w:p>
+            <w:pPr>
+              <w:keepNext w:val="0"/>
+              <w:keepLines w:val="0"/>
+              <w:widowControl/>
+              <w:suppressLineNumbers w:val="0"/>
+              <w:spacing w:line="300" w:lineRule="atLeast"/>
+              <w:jc w:val="both"/>
+              <w:rPr>
+                <w:rFonts w:hint="default" w:ascii="Segoe UI" w:hAnsi="Segoe UI" w:eastAsia="Segoe UI" w:cs="Segoe UI"/>
+                <w:i w:val="0"/>
+                <w:iCs w:val="0"/>
+                <w:caps w:val="0"/>
+                <w:color w:val="0F1115"/>
+                <w:spacing w:val="0"/>
+                <w:sz w:val="18"/>
+                <w:szCs w:val="18"/>
+              </w:rPr>
+            </w:pPr>
+            <w:r>
+              <w:rPr>
+                <w:rFonts w:hint="default" w:ascii="Segoe UI" w:hAnsi="Segoe UI" w:eastAsia="Segoe UI" w:cs="Segoe UI"/>
+                <w:i w:val="0"/>
+                <w:iCs w:val="0"/>
+                <w:caps w:val="0"/>
+                <w:snapToGrid w:val="0"/>
+                <w:color w:val="000000"/>
+                <w:spacing w:val="0"/>
+                <w:kern w:val="0"/>
+                <w:sz w:val="18"/>
+                <w:szCs w:val="18"/>
+                <w:lang w:val="en-US" w:eastAsia="zh-CN" w:bidi="ar"/>
+              </w:rPr>
+              <w:t>99%</w:t>
+            </w:r>
+          </w:p>
+        </w:tc>
+        <w:tc>
+          <w:tcPr>
+            <w:tcW w:w="0" w:type="auto"/>
+            <w:shd w:val="clear" w:color="auto" w:fill="auto"/>
+            <w:tcMar>
+              <w:top w:w="120" w:type="dxa"/>
+              <w:left w:w="192" w:type="dxa"/>
+              <w:bottom w:w="120" w:type="dxa"/>
+              <w:right w:w="192" w:type="dxa"/>
+            </w:tcMar>
+            <w:vAlign w:val="center"/>
+          </w:tcPr>
+          <w:p>
+            <w:pPr>
+              <w:keepNext w:val="0"/>
+              <w:keepLines w:val="0"/>
+              <w:widowControl/>
+              <w:suppressLineNumbers w:val="0"/>
+              <w:spacing w:line="300" w:lineRule="atLeast"/>
+              <w:jc w:val="both"/>
+              <w:rPr>
+                <w:rFonts w:hint="default" w:ascii="Segoe UI" w:hAnsi="Segoe UI" w:eastAsia="Segoe UI" w:cs="Segoe UI"/>
+                <w:i w:val="0"/>
+                <w:iCs w:val="0"/>
+                <w:caps w:val="0"/>
+                <w:color w:val="0F1115"/>
+                <w:spacing w:val="0"/>
+                <w:sz w:val="18"/>
+                <w:szCs w:val="18"/>
+              </w:rPr>
+            </w:pPr>
+            <w:r>
+              <w:rPr>
+                <w:rFonts w:hint="default" w:ascii="Segoe UI" w:hAnsi="Segoe UI" w:eastAsia="Segoe UI" w:cs="Segoe UI"/>
+                <w:i w:val="0"/>
+                <w:iCs w:val="0"/>
+                <w:caps w:val="0"/>
+                <w:snapToGrid w:val="0"/>
+                <w:color w:val="000000"/>
+                <w:spacing w:val="0"/>
+                <w:kern w:val="0"/>
+                <w:sz w:val="18"/>
+                <w:szCs w:val="18"/>
+                <w:lang w:val="en-US" w:eastAsia="zh-CN" w:bidi="ar"/>
+              </w:rPr>
+              <w:t>99%</w:t>
+            </w:r>
+          </w:p>
+        </w:tc>
+        <w:tc>
+          <w:tcPr>
+            <w:tcW w:w="0" w:type="auto"/>
+            <w:shd w:val="clear" w:color="auto" w:fill="auto"/>
+            <w:tcMar>
+              <w:top w:w="120" w:type="dxa"/>
+              <w:left w:w="192" w:type="dxa"/>
+              <w:bottom w:w="120" w:type="dxa"/>
+              <w:right w:w="192" w:type="dxa"/>
+            </w:tcMar>
+            <w:vAlign w:val="center"/>
+          </w:tcPr>
+          <w:p>
+            <w:pPr>
+              <w:keepNext w:val="0"/>
+              <w:keepLines w:val="0"/>
+              <w:widowControl/>
+              <w:suppressLineNumbers w:val="0"/>
+              <w:spacing w:line="300" w:lineRule="atLeast"/>
+              <w:jc w:val="both"/>
+              <w:rPr>
+                <w:rFonts w:hint="default" w:ascii="Segoe UI" w:hAnsi="Segoe UI" w:eastAsia="Segoe UI" w:cs="Segoe UI"/>
+                <w:i w:val="0"/>
+                <w:iCs w:val="0"/>
+                <w:caps w:val="0"/>
+                <w:color w:val="0F1115"/>
+                <w:spacing w:val="0"/>
+                <w:sz w:val="18"/>
+                <w:szCs w:val="18"/>
+              </w:rPr>
+            </w:pPr>
+            <w:r>
+              <w:rPr>
+                <w:rFonts w:hint="default" w:ascii="Segoe UI" w:hAnsi="Segoe UI" w:eastAsia="Segoe UI" w:cs="Segoe UI"/>
+                <w:i w:val="0"/>
+                <w:iCs w:val="0"/>
+                <w:caps w:val="0"/>
+                <w:snapToGrid w:val="0"/>
+                <w:color w:val="000000"/>
+                <w:spacing w:val="0"/>
+                <w:kern w:val="0"/>
+                <w:sz w:val="18"/>
+                <w:szCs w:val="18"/>
+                <w:lang w:val="en-US" w:eastAsia="zh-CN" w:bidi="ar"/>
+              </w:rPr>
+              <w:t>99%</w:t>
+            </w:r>
+          </w:p>
+        </w:tc>
+        <w:tc>
+          <w:tcPr>
+            <w:tcW w:w="0" w:type="auto"/>
+            <w:shd w:val="clear" w:color="auto" w:fill="auto"/>
+            <w:tcMar>
+              <w:top w:w="120" w:type="dxa"/>
+              <w:left w:w="192" w:type="dxa"/>
+              <w:bottom w:w="120" w:type="dxa"/>
+              <w:right w:w="0" w:type="dxa"/>
+            </w:tcMar>
+            <w:vAlign w:val="center"/>
+          </w:tcPr>
+          <w:p>
+            <w:pPr>
+              <w:keepNext w:val="0"/>
+              <w:keepLines w:val="0"/>
+              <w:widowControl/>
+              <w:suppressLineNumbers w:val="0"/>
+              <w:spacing w:line="300" w:lineRule="atLeast"/>
+              <w:jc w:val="both"/>
+              <w:rPr>
+                <w:rFonts w:hint="default" w:ascii="Segoe UI" w:hAnsi="Segoe UI" w:eastAsia="Segoe UI" w:cs="Segoe UI"/>
+                <w:i w:val="0"/>
+                <w:iCs w:val="0"/>
+                <w:caps w:val="0"/>
+                <w:color w:val="0F1115"/>
+                <w:spacing w:val="0"/>
+                <w:sz w:val="18"/>
+                <w:szCs w:val="18"/>
+              </w:rPr>
+            </w:pPr>
+            <w:r>
+              <w:rPr>
+                <w:rStyle w:val="23"/>
+                <w:rFonts w:hint="default" w:ascii="Segoe UI" w:hAnsi="Segoe UI" w:eastAsia="Segoe UI" w:cs="Segoe UI"/>
+                <w:b/>
+                <w:bCs/>
+                <w:i w:val="0"/>
+                <w:iCs w:val="0"/>
+                <w:caps w:val="0"/>
+                <w:snapToGrid w:val="0"/>
+                <w:color w:val="000000"/>
+                <w:spacing w:val="0"/>
+                <w:kern w:val="0"/>
+                <w:sz w:val="18"/>
+                <w:szCs w:val="18"/>
+                <w:lang w:val="en-US" w:eastAsia="zh-CN" w:bidi="ar"/>
+              </w:rPr>
+              <w:t>表现稳定卓越。</w:t>
+            </w:r>
+            <w:r>
+              <w:rPr>
+                <w:rFonts w:hint="default" w:ascii="Segoe UI" w:hAnsi="Segoe UI" w:eastAsia="Segoe UI" w:cs="Segoe UI"/>
+                <w:i w:val="0"/>
+                <w:iCs w:val="0"/>
+                <w:caps w:val="0"/>
+                <w:snapToGrid w:val="0"/>
+                <w:color w:val="000000"/>
+                <w:spacing w:val="0"/>
+                <w:kern w:val="0"/>
+                <w:sz w:val="18"/>
+                <w:szCs w:val="18"/>
+                <w:lang w:val="en-US" w:eastAsia="zh-CN" w:bidi="ar"/>
+              </w:rPr>
+              <w:t> 连续三个季度维持99%的，表明物理管理与数字记录体系已高度融合，日常管控机制运行有效，为决策提供了极度可靠的数据支撑。</w:t>
+            </w:r>
+            <w:bookmarkStart w:id="3" w:name="_GoBack"/>
+            <w:bookmarkEnd w:id="3"/>
+          </w:p>
+        </w:tc>
+      </w:tr>
+      <w:tr>
+        <w:tblPrEx>
+          <w:tblBorders>
+            <w:top w:val="single" w:color="auto" w:sz="4" w:space="0"/>
+            <w:left w:val="single" w:color="auto" w:sz="4" w:space="0"/>
+            <w:bottom w:val="single" w:color="auto" w:sz="4" w:space="0"/>
+            <w:right w:val="single" w:color="auto" w:sz="4" w:space="0"/>
+            <w:insideH w:val="single" w:color="auto" w:sz="4" w:space="0"/>
+            <w:insideV w:val="single" w:color="auto" w:sz="4" w:space="0"/>
+          </w:tblBorders>
+          <w:shd w:val="clear" w:color="auto" w:fill="auto"/>
+          <w:tblCellMar>
+            <w:top w:w="15" w:type="dxa"/>
+            <w:left w:w="15" w:type="dxa"/>
+            <w:bottom w:w="15" w:type="dxa"/>
+            <w:right w:w="15" w:type="dxa"/>
+          </w:tblCellMar>
+        </w:tblPrEx>
+        <w:tc>
+          <w:tcPr>
+            <w:tcW w:w="0" w:type="auto"/>
+            <w:shd w:val="clear" w:color="auto" w:fill="auto"/>
+            <w:tcMar>
+              <w:top w:w="120" w:type="dxa"/>
+              <w:left w:w="0" w:type="dxa"/>
+              <w:bottom w:w="120" w:type="dxa"/>
+              <w:right w:w="192" w:type="dxa"/>
+            </w:tcMar>
+            <w:vAlign w:val="center"/>
+          </w:tcPr>
+          <w:p>
+            <w:pPr>
+              <w:keepNext w:val="0"/>
+              <w:keepLines w:val="0"/>
+              <w:widowControl/>
+              <w:suppressLineNumbers w:val="0"/>
+              <w:spacing w:line="300" w:lineRule="atLeast"/>
+              <w:jc w:val="both"/>
+              <w:rPr>
+                <w:rFonts w:hint="default" w:ascii="Segoe UI" w:hAnsi="Segoe UI" w:eastAsia="Segoe UI" w:cs="Segoe UI"/>
+                <w:i w:val="0"/>
+                <w:iCs w:val="0"/>
+                <w:caps w:val="0"/>
+                <w:color w:val="0F1115"/>
+                <w:spacing w:val="0"/>
+                <w:sz w:val="18"/>
+                <w:szCs w:val="18"/>
+              </w:rPr>
+            </w:pPr>
+            <w:r>
+              <w:rPr>
+                <w:rFonts w:hint="default" w:ascii="Segoe UI" w:hAnsi="Segoe UI" w:eastAsia="Segoe UI" w:cs="Segoe UI"/>
+                <w:i w:val="0"/>
+                <w:iCs w:val="0"/>
+                <w:caps w:val="0"/>
+                <w:color w:val="0F1115"/>
+                <w:spacing w:val="0"/>
+                <w:sz w:val="18"/>
+                <w:szCs w:val="18"/>
+                <w:lang w:val="en-US" w:eastAsia="zh-CN"/>
+              </w:rPr>
+              <w:t>资源可用性</w:t>
+            </w:r>
+          </w:p>
+        </w:tc>
+        <w:tc>
+          <w:tcPr>
+            <w:tcW w:w="0" w:type="auto"/>
+            <w:shd w:val="clear" w:color="auto" w:fill="auto"/>
+            <w:tcMar>
+              <w:top w:w="120" w:type="dxa"/>
+              <w:left w:w="192" w:type="dxa"/>
+              <w:bottom w:w="120" w:type="dxa"/>
+              <w:right w:w="192" w:type="dxa"/>
+            </w:tcMar>
+            <w:vAlign w:val="center"/>
+          </w:tcPr>
+          <w:p>
+            <w:pPr>
+              <w:keepNext w:val="0"/>
+              <w:keepLines w:val="0"/>
+              <w:widowControl/>
+              <w:suppressLineNumbers w:val="0"/>
+              <w:spacing w:line="300" w:lineRule="atLeast"/>
+              <w:jc w:val="both"/>
+              <w:rPr>
+                <w:rFonts w:hint="default" w:ascii="Segoe UI" w:hAnsi="Segoe UI" w:eastAsia="Segoe UI" w:cs="Segoe UI"/>
+                <w:i w:val="0"/>
+                <w:iCs w:val="0"/>
+                <w:caps w:val="0"/>
+                <w:color w:val="0F1115"/>
+                <w:spacing w:val="0"/>
+                <w:sz w:val="18"/>
+                <w:szCs w:val="18"/>
+              </w:rPr>
+            </w:pPr>
+            <w:r>
+              <w:rPr>
+                <w:rFonts w:hint="default" w:ascii="Segoe UI" w:hAnsi="Segoe UI" w:eastAsia="Segoe UI" w:cs="Segoe UI"/>
+                <w:i w:val="0"/>
+                <w:iCs w:val="0"/>
+                <w:caps w:val="0"/>
+                <w:color w:val="0F1115"/>
+                <w:spacing w:val="0"/>
+                <w:sz w:val="18"/>
+                <w:szCs w:val="18"/>
+                <w:lang w:val="en-US" w:eastAsia="zh-CN"/>
+              </w:rPr>
+              <w:t>备件可用率</w:t>
+            </w:r>
+          </w:p>
+        </w:tc>
+        <w:tc>
+          <w:tcPr>
+            <w:tcW w:w="0" w:type="auto"/>
+            <w:shd w:val="clear" w:color="auto" w:fill="auto"/>
+            <w:tcMar>
+              <w:top w:w="120" w:type="dxa"/>
+              <w:left w:w="192" w:type="dxa"/>
+              <w:bottom w:w="120" w:type="dxa"/>
+              <w:right w:w="192" w:type="dxa"/>
+            </w:tcMar>
+            <w:vAlign w:val="center"/>
+          </w:tcPr>
+          <w:p>
+            <w:pPr>
+              <w:keepNext w:val="0"/>
+              <w:keepLines w:val="0"/>
+              <w:widowControl/>
+              <w:suppressLineNumbers w:val="0"/>
+              <w:spacing w:line="300" w:lineRule="atLeast"/>
+              <w:jc w:val="both"/>
+              <w:rPr>
+                <w:rFonts w:hint="default" w:ascii="Segoe UI" w:hAnsi="Segoe UI" w:eastAsia="Segoe UI" w:cs="Segoe UI"/>
+                <w:i w:val="0"/>
+                <w:iCs w:val="0"/>
+                <w:caps w:val="0"/>
+                <w:color w:val="0F1115"/>
+                <w:spacing w:val="0"/>
+                <w:sz w:val="18"/>
+                <w:szCs w:val="18"/>
+              </w:rPr>
+            </w:pPr>
+            <w:r>
+              <w:rPr>
+                <w:rFonts w:hint="default" w:ascii="Segoe UI" w:hAnsi="Segoe UI" w:eastAsia="Segoe UI" w:cs="Segoe UI"/>
+                <w:i w:val="0"/>
+                <w:iCs w:val="0"/>
+                <w:caps w:val="0"/>
+                <w:snapToGrid w:val="0"/>
+                <w:color w:val="000000"/>
+                <w:spacing w:val="0"/>
+                <w:kern w:val="0"/>
+                <w:sz w:val="18"/>
+                <w:szCs w:val="18"/>
+                <w:lang w:val="en-US" w:eastAsia="zh-CN" w:bidi="ar"/>
+              </w:rPr>
+              <w:t>≥ 95%</w:t>
+            </w:r>
+          </w:p>
+        </w:tc>
+        <w:tc>
+          <w:tcPr>
+            <w:tcW w:w="0" w:type="auto"/>
+            <w:shd w:val="clear" w:color="auto" w:fill="auto"/>
+            <w:tcMar>
+              <w:top w:w="120" w:type="dxa"/>
+              <w:left w:w="192" w:type="dxa"/>
+              <w:bottom w:w="120" w:type="dxa"/>
+              <w:right w:w="192" w:type="dxa"/>
+            </w:tcMar>
+            <w:vAlign w:val="center"/>
+          </w:tcPr>
+          <w:p>
+            <w:pPr>
+              <w:keepNext w:val="0"/>
+              <w:keepLines w:val="0"/>
+              <w:widowControl/>
+              <w:suppressLineNumbers w:val="0"/>
+              <w:spacing w:line="300" w:lineRule="atLeast"/>
+              <w:jc w:val="both"/>
+              <w:rPr>
+                <w:rFonts w:hint="default" w:ascii="Segoe UI" w:hAnsi="Segoe UI" w:eastAsia="Segoe UI" w:cs="Segoe UI"/>
+                <w:i w:val="0"/>
+                <w:iCs w:val="0"/>
+                <w:caps w:val="0"/>
+                <w:color w:val="0F1115"/>
+                <w:spacing w:val="0"/>
+                <w:sz w:val="18"/>
+                <w:szCs w:val="18"/>
+              </w:rPr>
+            </w:pPr>
+            <w:r>
+              <w:rPr>
+                <w:rFonts w:hint="default" w:ascii="Segoe UI" w:hAnsi="Segoe UI" w:eastAsia="Segoe UI" w:cs="Segoe UI"/>
+                <w:i w:val="0"/>
+                <w:iCs w:val="0"/>
+                <w:caps w:val="0"/>
+                <w:snapToGrid w:val="0"/>
+                <w:color w:val="000000"/>
+                <w:spacing w:val="0"/>
+                <w:kern w:val="0"/>
+                <w:sz w:val="18"/>
+                <w:szCs w:val="18"/>
+                <w:lang w:val="en-US" w:eastAsia="zh-CN" w:bidi="ar"/>
+              </w:rPr>
+              <w:t>96%</w:t>
+            </w:r>
+          </w:p>
+        </w:tc>
+        <w:tc>
+          <w:tcPr>
+            <w:tcW w:w="0" w:type="auto"/>
+            <w:shd w:val="clear" w:color="auto" w:fill="auto"/>
+            <w:tcMar>
+              <w:top w:w="120" w:type="dxa"/>
+              <w:left w:w="192" w:type="dxa"/>
+              <w:bottom w:w="120" w:type="dxa"/>
+              <w:right w:w="192" w:type="dxa"/>
+            </w:tcMar>
+            <w:vAlign w:val="center"/>
+          </w:tcPr>
+          <w:p>
+            <w:pPr>
+              <w:keepNext w:val="0"/>
+              <w:keepLines w:val="0"/>
+              <w:widowControl/>
+              <w:suppressLineNumbers w:val="0"/>
+              <w:spacing w:line="300" w:lineRule="atLeast"/>
+              <w:jc w:val="both"/>
+              <w:rPr>
+                <w:rFonts w:hint="default" w:ascii="Segoe UI" w:hAnsi="Segoe UI" w:eastAsia="Segoe UI" w:cs="Segoe UI"/>
+                <w:i w:val="0"/>
+                <w:iCs w:val="0"/>
+                <w:caps w:val="0"/>
+                <w:color w:val="0F1115"/>
+                <w:spacing w:val="0"/>
+                <w:sz w:val="18"/>
+                <w:szCs w:val="18"/>
+              </w:rPr>
+            </w:pPr>
+            <w:r>
+              <w:rPr>
+                <w:rFonts w:hint="default" w:ascii="Segoe UI" w:hAnsi="Segoe UI" w:eastAsia="Segoe UI" w:cs="Segoe UI"/>
+                <w:i w:val="0"/>
+                <w:iCs w:val="0"/>
+                <w:caps w:val="0"/>
+                <w:snapToGrid w:val="0"/>
+                <w:color w:val="000000"/>
+                <w:spacing w:val="0"/>
+                <w:kern w:val="0"/>
+                <w:sz w:val="18"/>
+                <w:szCs w:val="18"/>
+                <w:lang w:val="en-US" w:eastAsia="zh-CN" w:bidi="ar"/>
+              </w:rPr>
+              <w:t>96%</w:t>
+            </w:r>
+          </w:p>
+        </w:tc>
+        <w:tc>
+          <w:tcPr>
+            <w:tcW w:w="0" w:type="auto"/>
+            <w:shd w:val="clear" w:color="auto" w:fill="auto"/>
+            <w:tcMar>
+              <w:top w:w="120" w:type="dxa"/>
+              <w:left w:w="192" w:type="dxa"/>
+              <w:bottom w:w="120" w:type="dxa"/>
+              <w:right w:w="192" w:type="dxa"/>
+            </w:tcMar>
+            <w:vAlign w:val="center"/>
+          </w:tcPr>
+          <w:p>
+            <w:pPr>
+              <w:keepNext w:val="0"/>
+              <w:keepLines w:val="0"/>
+              <w:widowControl/>
+              <w:suppressLineNumbers w:val="0"/>
+              <w:spacing w:line="300" w:lineRule="atLeast"/>
+              <w:jc w:val="both"/>
+              <w:rPr>
+                <w:rFonts w:hint="default" w:ascii="Segoe UI" w:hAnsi="Segoe UI" w:eastAsia="Segoe UI" w:cs="Segoe UI"/>
+                <w:i w:val="0"/>
+                <w:iCs w:val="0"/>
+                <w:caps w:val="0"/>
+                <w:color w:val="0F1115"/>
+                <w:spacing w:val="0"/>
+                <w:sz w:val="18"/>
+                <w:szCs w:val="18"/>
+              </w:rPr>
+            </w:pPr>
+            <w:r>
+              <w:rPr>
+                <w:rFonts w:hint="default" w:ascii="Segoe UI" w:hAnsi="Segoe UI" w:eastAsia="Segoe UI" w:cs="Segoe UI"/>
+                <w:i w:val="0"/>
+                <w:iCs w:val="0"/>
+                <w:caps w:val="0"/>
+                <w:snapToGrid w:val="0"/>
+                <w:color w:val="000000"/>
+                <w:spacing w:val="0"/>
+                <w:kern w:val="0"/>
+                <w:sz w:val="18"/>
+                <w:szCs w:val="18"/>
+                <w:lang w:val="en-US" w:eastAsia="zh-CN" w:bidi="ar"/>
+              </w:rPr>
+              <w:t>100%</w:t>
+            </w:r>
+          </w:p>
+        </w:tc>
+        <w:tc>
+          <w:tcPr>
+            <w:tcW w:w="0" w:type="auto"/>
+            <w:shd w:val="clear" w:color="auto" w:fill="auto"/>
+            <w:tcMar>
+              <w:top w:w="120" w:type="dxa"/>
+              <w:left w:w="192" w:type="dxa"/>
+              <w:bottom w:w="120" w:type="dxa"/>
+              <w:right w:w="0" w:type="dxa"/>
+            </w:tcMar>
+            <w:vAlign w:val="center"/>
+          </w:tcPr>
+          <w:p>
+            <w:pPr>
+              <w:keepNext w:val="0"/>
+              <w:keepLines w:val="0"/>
+              <w:widowControl/>
+              <w:suppressLineNumbers w:val="0"/>
+              <w:spacing w:line="300" w:lineRule="atLeast"/>
+              <w:jc w:val="both"/>
+              <w:rPr>
+                <w:rFonts w:hint="default" w:ascii="Segoe UI" w:hAnsi="Segoe UI" w:eastAsia="Segoe UI" w:cs="Segoe UI"/>
+                <w:i w:val="0"/>
+                <w:iCs w:val="0"/>
+                <w:caps w:val="0"/>
+                <w:color w:val="0F1115"/>
+                <w:spacing w:val="0"/>
+                <w:sz w:val="18"/>
+                <w:szCs w:val="18"/>
+              </w:rPr>
+            </w:pPr>
+            <w:r>
+              <w:rPr>
+                <w:rStyle w:val="23"/>
+                <w:rFonts w:hint="default" w:ascii="Segoe UI" w:hAnsi="Segoe UI" w:eastAsia="Segoe UI" w:cs="Segoe UI"/>
+                <w:b/>
+                <w:bCs/>
+                <w:i w:val="0"/>
+                <w:iCs w:val="0"/>
+                <w:caps w:val="0"/>
+                <w:snapToGrid w:val="0"/>
+                <w:color w:val="000000"/>
+                <w:spacing w:val="0"/>
+                <w:kern w:val="0"/>
+                <w:sz w:val="18"/>
+                <w:szCs w:val="18"/>
+                <w:lang w:val="en-US" w:eastAsia="zh-CN" w:bidi="ar"/>
+              </w:rPr>
+              <w:t>呈现显著上升并超越目标的积极趋势。</w:t>
+            </w:r>
+            <w:r>
+              <w:rPr>
+                <w:rFonts w:hint="default" w:ascii="Segoe UI" w:hAnsi="Segoe UI" w:eastAsia="Segoe UI" w:cs="Segoe UI"/>
+                <w:i w:val="0"/>
+                <w:iCs w:val="0"/>
+                <w:caps w:val="0"/>
+                <w:snapToGrid w:val="0"/>
+                <w:color w:val="000000"/>
+                <w:spacing w:val="0"/>
+                <w:kern w:val="0"/>
+                <w:sz w:val="18"/>
+                <w:szCs w:val="18"/>
+                <w:lang w:val="en-US" w:eastAsia="zh-CN" w:bidi="ar"/>
+              </w:rPr>
+              <w:t> 前两季度稳定达标，第三季度实现100%的突破，直接反映了供应商管理优化、入库检测强化及在库保养措施的综合成效。可用率的提升直接转化为运维服务中断风险的降低。</w:t>
+            </w:r>
+          </w:p>
+        </w:tc>
+      </w:tr>
+    </w:tbl>
+    <w:p>
+      <w:pPr>
+        <w:pStyle w:val="27"/>
+        <w:bidi w:val="0"/>
+        <w:rPr>
+          <w:rFonts w:hint="default"/>
+          <w:lang w:val="en-US"/>
+        </w:rPr>
+      </w:pPr>
+      <w:r>
+        <w:rPr>
+          <w:rFonts w:hint="default"/>
+          <w:lang w:val="en-US"/>
+        </w:rPr>
+        <w:t>指标联动价值体现：</w:t>
+      </w:r>
+    </w:p>
+    <w:p>
+      <w:pPr>
+        <w:pStyle w:val="27"/>
+        <w:bidi w:val="0"/>
+        <w:rPr>
+          <w:rFonts w:hint="default"/>
+          <w:lang w:val="en-US"/>
+        </w:rPr>
+      </w:pPr>
+      <w:r>
+        <w:rPr>
+          <w:rFonts w:hint="default"/>
+          <w:lang w:val="en-US"/>
+        </w:rPr>
+        <w:t>高准确率（99%） 是达成和提升高可用率（100%） 的前提。精准的库存数据避免了“有账无物”的紧急缺料风险，使得备件支持计划得以可靠执行。</w:t>
+      </w:r>
+    </w:p>
+    <w:p>
+      <w:pPr>
+        <w:pStyle w:val="27"/>
+        <w:bidi w:val="0"/>
+        <w:rPr>
+          <w:rFonts w:hint="default"/>
+          <w:lang w:val="en-US"/>
+        </w:rPr>
+      </w:pPr>
+      <w:r>
+        <w:rPr>
+          <w:rFonts w:hint="default"/>
+          <w:lang w:val="en-US"/>
+        </w:rPr>
+        <w:t>可用率的持续提升反向验证了管理措施的有效性，并进一步降低了因等待备件而产生的MTTR（平均修复时间），有力支撑了项目整体SLA的达成。</w:t>
+      </w:r>
+    </w:p>
+    <w:p>
+      <w:pPr>
+        <w:pStyle w:val="26"/>
+        <w:bidi w:val="0"/>
+        <w:rPr>
+          <w:rFonts w:hint="default"/>
+          <w:lang w:val="en-US"/>
+        </w:rPr>
+      </w:pPr>
+      <w:r>
+        <w:rPr>
+          <w:rFonts w:hint="default"/>
+          <w:lang w:val="en-US"/>
+        </w:rPr>
+        <w:t>对核心运维项目的支撑成效</w:t>
+      </w:r>
+    </w:p>
+    <w:p>
+      <w:pPr>
+        <w:pStyle w:val="27"/>
+        <w:bidi w:val="0"/>
+        <w:rPr>
+          <w:rFonts w:hint="default"/>
+          <w:lang w:val="en-US"/>
+        </w:rPr>
+      </w:pPr>
+      <w:r>
+        <w:rPr>
+          <w:rFonts w:hint="default"/>
+          <w:lang w:val="en-US"/>
+        </w:rPr>
+        <w:t>以“临夏州中医医院智慧银医项目”为例，本年度优化的备件管理体系发挥了关键支撑作用：</w:t>
+      </w:r>
+    </w:p>
+    <w:p>
+      <w:pPr>
+        <w:pStyle w:val="27"/>
+        <w:bidi w:val="0"/>
+        <w:rPr>
+          <w:rFonts w:hint="default"/>
+          <w:lang w:val="en-US"/>
+        </w:rPr>
+      </w:pPr>
+      <w:r>
+        <w:rPr>
+          <w:rFonts w:hint="default"/>
+          <w:lang w:val="en-US"/>
+        </w:rPr>
+        <w:t>快速响应保障： 针对医院自助终端、支付网关等关键设备，建立了专属的关键备件储备清单。当发生硬件故障时，能确保在SLA约定的时间内（通常为2-4小时）完成备件调配与现场更换，极大缩短了服务中断时长。</w:t>
+      </w:r>
+    </w:p>
+    <w:p>
+      <w:pPr>
+        <w:pStyle w:val="27"/>
+        <w:bidi w:val="0"/>
+        <w:rPr>
+          <w:rFonts w:hint="default"/>
+          <w:lang w:val="en-US"/>
+        </w:rPr>
+      </w:pPr>
+      <w:r>
+        <w:rPr>
+          <w:rFonts w:hint="default"/>
+          <w:lang w:val="en-US"/>
+        </w:rPr>
+        <w:t>成本有效控制： 通过科学的采购计划和供应商协同，在保障可用性的同时，避免了该项目上不必要的备件冗余积压，实现了服务保障与成本控制的平衡。</w:t>
+      </w:r>
+    </w:p>
+    <w:p>
+      <w:pPr>
+        <w:pStyle w:val="27"/>
+        <w:bidi w:val="0"/>
+        <w:rPr>
+          <w:rFonts w:hint="default"/>
+          <w:lang w:val="en-US"/>
+        </w:rPr>
+      </w:pPr>
+      <w:r>
+        <w:rPr>
+          <w:rFonts w:hint="default"/>
+          <w:lang w:val="en-US"/>
+        </w:rPr>
+        <w:t>风险主动预防： 基于备件消耗数据的分析，能够预测某些易损部件的故障周期，从而在故障高发期前提前补充库存，变被动维修为主动预防。</w:t>
+      </w:r>
+    </w:p>
+    <w:p>
+      <w:pPr>
+        <w:pStyle w:val="26"/>
+        <w:bidi w:val="0"/>
+        <w:rPr>
+          <w:rFonts w:hint="default"/>
+          <w:lang w:val="en-US"/>
+        </w:rPr>
+      </w:pPr>
+      <w:r>
+        <w:rPr>
+          <w:rFonts w:hint="default"/>
+          <w:lang w:val="en-US"/>
+        </w:rPr>
+        <w:t>持续改进与未来规划</w:t>
+      </w:r>
+    </w:p>
+    <w:p>
+      <w:pPr>
+        <w:pStyle w:val="27"/>
+        <w:bidi w:val="0"/>
+        <w:rPr>
+          <w:rFonts w:hint="default"/>
+          <w:lang w:val="en-US"/>
+        </w:rPr>
+      </w:pPr>
+      <w:r>
+        <w:rPr>
+          <w:rFonts w:hint="default"/>
+          <w:lang w:val="en-US"/>
+        </w:rPr>
+        <w:t>尽管当前取得了显著成效，公司仍致力于备件管理体系的持续精进：</w:t>
+      </w:r>
+    </w:p>
+    <w:p>
+      <w:pPr>
+        <w:pStyle w:val="27"/>
+        <w:bidi w:val="0"/>
+        <w:rPr>
+          <w:rFonts w:hint="default"/>
+          <w:lang w:val="en-US"/>
+        </w:rPr>
+      </w:pPr>
+      <w:r>
+        <w:rPr>
+          <w:rFonts w:hint="default"/>
+          <w:lang w:val="en-US"/>
+        </w:rPr>
+        <w:t>智能化升级探索：计划在2026年试点引入RFID或二维码技术，实现备件出入库的自动感知与数据采集，进一步提升盘点效率和准确性。</w:t>
+      </w:r>
+    </w:p>
+    <w:p>
+      <w:pPr>
+        <w:pStyle w:val="27"/>
+        <w:bidi w:val="0"/>
+        <w:rPr>
+          <w:rFonts w:hint="default"/>
+          <w:lang w:val="en-US"/>
+        </w:rPr>
+      </w:pPr>
+      <w:r>
+        <w:rPr>
+          <w:rFonts w:hint="default"/>
+          <w:lang w:val="en-US"/>
+        </w:rPr>
+        <w:t>** predictive Maintenance（预测性维护）集成：** 探索将设备监控数据与备件库存系统联动，基于设备健康状态预测备件需求，实现更精准的备件预测性采购。</w:t>
+      </w:r>
+    </w:p>
+    <w:p>
+      <w:pPr>
+        <w:pStyle w:val="27"/>
+        <w:bidi w:val="0"/>
+        <w:rPr>
+          <w:rFonts w:hint="default"/>
+          <w:lang w:val="en-US"/>
+        </w:rPr>
+      </w:pPr>
+      <w:r>
+        <w:rPr>
+          <w:rFonts w:hint="default"/>
+          <w:lang w:val="en-US"/>
+        </w:rPr>
+        <w:t>跨项目资源调剂平台建设： 研究建立公司级备件资源虚拟池，在合规前提下实现不同运维项目间备件的快速调剂与共享，提升整体资源利用效率。</w:t>
+      </w:r>
+    </w:p>
+    <w:p>
+      <w:pPr>
+        <w:pStyle w:val="26"/>
+        <w:bidi w:val="0"/>
+        <w:rPr>
+          <w:rFonts w:hint="default"/>
+          <w:lang w:val="en-US"/>
+        </w:rPr>
+      </w:pPr>
+      <w:r>
+        <w:rPr>
+          <w:rFonts w:hint="default"/>
+          <w:lang w:val="en-US"/>
+        </w:rPr>
+        <w:t>结论</w:t>
+      </w:r>
+    </w:p>
+    <w:p>
+      <w:pPr>
+        <w:pStyle w:val="27"/>
+        <w:bidi w:val="0"/>
+        <w:rPr>
+          <w:rFonts w:hint="default" w:ascii="宋体" w:hAnsi="宋体" w:eastAsia="宋体" w:cs="宋体"/>
+          <w:szCs w:val="28"/>
+          <w:lang w:val="en-US"/>
+        </w:rPr>
+      </w:pPr>
+      <w:r>
+        <w:rPr>
+          <w:rFonts w:hint="default"/>
+          <w:lang w:val="en-US"/>
+        </w:rPr>
+        <w:t>截至2025年</w:t>
       </w:r>
       <w:r>
         <w:rPr>
-          <w:rFonts w:ascii="宋体" w:hAnsi="宋体" w:eastAsia="宋体" w:cs="宋体"/>
-          <w:sz w:val="24"/>
-          <w:szCs w:val="24"/>
-        </w:rPr>
-        <w:t>到有序管理。通过对备件库存和使用的管理，使备件</w:t>
+          <w:rFonts w:hint="eastAsia"/>
+          <w:lang w:val="en-US" w:eastAsia="zh-CN"/>
+        </w:rPr>
+        <w:t>10月</w:t>
       </w:r>
       <w:r>
         <w:rPr>
-          <w:rFonts w:ascii="宋体" w:hAnsi="宋体" w:eastAsia="宋体" w:cs="宋体"/>
-          <w:spacing w:val="-1"/>
-          <w:sz w:val="24"/>
-          <w:szCs w:val="24"/>
-        </w:rPr>
-        <w:t>管理实现规范化管理并满</w:t>
+          <w:rFonts w:hint="default"/>
+          <w:lang w:val="en-US"/>
+        </w:rPr>
+        <w:t>，公司已成功构建了一套制度完善、流程规范、数据精准、响应高效的现代备品备件管理体系。核心绩效指标——库存数据准确率稳定于99%，备件可用率强势提升至100%——不仅全面达成并超越了既定管理目标，更从实质上转化为对客户运维服务，尤其是对“智慧银医”等关键项目的强大支持能力。这标志着公司的运维服务保障已从“人力依赖”迈入“体系保障”的新阶段，为业务的可持续增长与客户满意度的持续提升奠定了坚实的物资基础。</w:t>
       </w:r>
-      <w:r>
-        <w:rPr>
-          <w:rFonts w:ascii="宋体" w:hAnsi="宋体" w:eastAsia="宋体" w:cs="宋体"/>
-          <w:sz w:val="24"/>
-          <w:szCs w:val="24"/>
-        </w:rPr>
-        <w:t>足运维服务的需要。通过对备品备件的采购、领用、</w:t>
-      </w:r>
-      <w:r>
-        <w:rPr>
-          <w:rFonts w:ascii="宋体" w:hAnsi="宋体" w:eastAsia="宋体" w:cs="宋体"/>
-          <w:spacing w:val="-1"/>
-          <w:sz w:val="24"/>
-          <w:szCs w:val="24"/>
-        </w:rPr>
-        <w:t>调拨和抽样多种手段，从</w:t>
-      </w:r>
-      <w:r>
-        <w:rPr>
-          <w:rFonts w:ascii="宋体" w:hAnsi="宋体" w:eastAsia="宋体" w:cs="宋体"/>
-          <w:sz w:val="24"/>
-          <w:szCs w:val="24"/>
-        </w:rPr>
-        <w:t>而保证KPI指标可以完全满足公司的业务需求。我司开始试</w:t>
-      </w:r>
-      <w:r>
-        <w:rPr>
-          <w:rFonts w:ascii="宋体" w:hAnsi="宋体" w:eastAsia="宋体" w:cs="宋体"/>
-          <w:spacing w:val="-1"/>
-          <w:sz w:val="24"/>
-          <w:szCs w:val="24"/>
-        </w:rPr>
-        <w:t>运行ITSS成熟度三级</w:t>
-      </w:r>
-      <w:r>
-        <w:rPr>
-          <w:rFonts w:ascii="宋体" w:hAnsi="宋体" w:eastAsia="宋体" w:cs="宋体"/>
-          <w:sz w:val="24"/>
-          <w:szCs w:val="24"/>
-        </w:rPr>
-        <w:t>模型，建立了公司备件管理制度及供应商管理制度并</w:t>
-      </w:r>
-      <w:r>
-        <w:rPr>
-          <w:rFonts w:ascii="宋体" w:hAnsi="宋体" w:eastAsia="宋体" w:cs="宋体"/>
-          <w:spacing w:val="-1"/>
-          <w:sz w:val="24"/>
-          <w:szCs w:val="24"/>
-        </w:rPr>
-        <w:t>不断完善。由于运维项目</w:t>
-      </w:r>
-      <w:r>
-        <w:rPr>
-          <w:rFonts w:ascii="宋体" w:hAnsi="宋体" w:eastAsia="宋体" w:cs="宋体"/>
-          <w:sz w:val="24"/>
-          <w:szCs w:val="24"/>
-        </w:rPr>
-        <w:t>较多，2017年之前公司备件管理工作混乱，备件管理</w:t>
-      </w:r>
-      <w:r>
-        <w:rPr>
-          <w:rFonts w:ascii="宋体" w:hAnsi="宋体" w:eastAsia="宋体" w:cs="宋体"/>
-          <w:spacing w:val="-1"/>
-          <w:sz w:val="24"/>
-          <w:szCs w:val="24"/>
-        </w:rPr>
-        <w:t>制度基本空白的情况，在</w:t>
-      </w:r>
-      <w:r>
-        <w:rPr>
-          <w:rFonts w:ascii="宋体" w:hAnsi="宋体" w:eastAsia="宋体" w:cs="宋体"/>
-          <w:sz w:val="24"/>
-          <w:szCs w:val="24"/>
-        </w:rPr>
-        <w:t>借鉴有关企业备件管理经验的基础上不断建立健全设备管理</w:t>
-      </w:r>
-      <w:r>
-        <w:rPr>
-          <w:rFonts w:ascii="宋体" w:hAnsi="宋体" w:eastAsia="宋体" w:cs="宋体"/>
-          <w:spacing w:val="-1"/>
-          <w:sz w:val="24"/>
-          <w:szCs w:val="24"/>
-        </w:rPr>
-        <w:t>制度工作。ITSS 对</w:t>
-      </w:r>
-      <w:r>
-        <w:rPr>
-          <w:rFonts w:ascii="宋体" w:hAnsi="宋体" w:eastAsia="宋体" w:cs="宋体"/>
-          <w:spacing w:val="-2"/>
-          <w:sz w:val="24"/>
-          <w:szCs w:val="24"/>
-        </w:rPr>
-        <w:t>备件库的管理要求，使备件从采购到入库到使用整个过程都能够得到有序管理。</w:t>
-      </w:r>
-      <w:r>
-        <w:rPr>
-          <w:rFonts w:ascii="宋体" w:hAnsi="宋体" w:eastAsia="宋体" w:cs="宋体"/>
-          <w:sz w:val="24"/>
-          <w:szCs w:val="24"/>
-        </w:rPr>
-        <w:t>通过对备件库存和使用的管理，使备件管理实现规范</w:t>
-      </w:r>
-      <w:r>
-        <w:rPr>
-          <w:rFonts w:ascii="宋体" w:hAnsi="宋体" w:eastAsia="宋体" w:cs="宋体"/>
-          <w:spacing w:val="-1"/>
-          <w:sz w:val="24"/>
-          <w:szCs w:val="24"/>
-        </w:rPr>
-        <w:t>化管理并满足运维服务的</w:t>
-      </w:r>
-      <w:r>
-        <w:rPr>
-          <w:rFonts w:ascii="宋体" w:hAnsi="宋体" w:eastAsia="宋体" w:cs="宋体"/>
-          <w:sz w:val="24"/>
-          <w:szCs w:val="24"/>
-        </w:rPr>
-        <w:t>需要。通过对备品备件的采购、领用、调拨和抽样多种手</w:t>
-      </w:r>
-      <w:r>
-        <w:rPr>
-          <w:rFonts w:ascii="宋体" w:hAnsi="宋体" w:eastAsia="宋体" w:cs="宋体"/>
-          <w:spacing w:val="-1"/>
-          <w:sz w:val="24"/>
-          <w:szCs w:val="24"/>
-        </w:rPr>
-        <w:t>段，从而保证KPI指标</w:t>
-      </w:r>
-      <w:r>
-        <w:rPr>
-          <w:rFonts w:ascii="宋体" w:hAnsi="宋体" w:eastAsia="宋体" w:cs="宋体"/>
-          <w:sz w:val="24"/>
-          <w:szCs w:val="24"/>
-        </w:rPr>
-        <w:t>可以完全满足公司的业务需求。明确的备件响应方式</w:t>
-      </w:r>
-      <w:r>
-        <w:rPr>
-          <w:rFonts w:ascii="宋体" w:hAnsi="宋体" w:eastAsia="宋体" w:cs="宋体"/>
-          <w:spacing w:val="-1"/>
-          <w:sz w:val="24"/>
-          <w:szCs w:val="24"/>
-        </w:rPr>
-        <w:t>和级别定义，能够满足服务级别协议(SLA)所要求的备件支持</w:t>
-      </w:r>
-    </w:p>
-    <w:p>
-      <w:pPr>
-        <w:numPr>
-          <w:ilvl w:val="0"/>
-          <w:numId w:val="2"/>
-        </w:numPr>
-        <w:spacing w:before="125" w:line="315" w:lineRule="auto"/>
-        <w:ind w:left="425" w:leftChars="0" w:right="255" w:hanging="425" w:firstLineChars="0"/>
-        <w:rPr>
-          <w:rFonts w:ascii="宋体" w:hAnsi="宋体" w:eastAsia="宋体" w:cs="宋体"/>
-          <w:sz w:val="24"/>
-          <w:szCs w:val="24"/>
-        </w:rPr>
-      </w:pPr>
-      <w:r>
-        <w:rPr>
-          <w:rFonts w:ascii="宋体" w:hAnsi="宋体" w:eastAsia="宋体" w:cs="宋体"/>
-          <w:spacing w:val="-1"/>
-          <w:sz w:val="24"/>
-          <w:szCs w:val="24"/>
-        </w:rPr>
-        <w:t>明确的备件响应方式和级别定义，能够满足服务</w:t>
-      </w:r>
-      <w:r>
-        <w:rPr>
-          <w:rFonts w:ascii="宋体" w:hAnsi="宋体" w:eastAsia="宋体" w:cs="宋体"/>
-          <w:spacing w:val="-2"/>
-          <w:sz w:val="24"/>
-          <w:szCs w:val="24"/>
-        </w:rPr>
-        <w:t>级别协议(SLA)所要求的备</w:t>
-      </w:r>
-      <w:r>
-        <w:rPr>
-          <w:rFonts w:ascii="宋体" w:hAnsi="宋体" w:eastAsia="宋体" w:cs="宋体"/>
-          <w:spacing w:val="-10"/>
-          <w:sz w:val="24"/>
-          <w:szCs w:val="24"/>
-        </w:rPr>
-        <w:t>件支持。</w:t>
-      </w:r>
-    </w:p>
-    <w:p>
-      <w:pPr>
-        <w:numPr>
-          <w:ilvl w:val="0"/>
-          <w:numId w:val="2"/>
-        </w:numPr>
-        <w:spacing w:before="290" w:line="219" w:lineRule="auto"/>
-        <w:ind w:left="425" w:leftChars="0" w:hanging="425" w:firstLineChars="0"/>
-        <w:rPr>
-          <w:rFonts w:ascii="宋体" w:hAnsi="宋体" w:eastAsia="宋体" w:cs="宋体"/>
-          <w:sz w:val="24"/>
-          <w:szCs w:val="24"/>
-        </w:rPr>
-      </w:pPr>
-      <w:r>
-        <w:rPr>
-          <w:rFonts w:ascii="宋体" w:hAnsi="宋体" w:eastAsia="宋体" w:cs="宋体"/>
-          <w:spacing w:val="-2"/>
-          <w:sz w:val="24"/>
-          <w:szCs w:val="24"/>
-        </w:rPr>
-        <w:t>实施备件的供应商管理，保证备件的及时交付和备件可用性。</w:t>
-      </w:r>
-    </w:p>
-    <w:p>
-      <w:pPr>
-        <w:numPr>
-          <w:ilvl w:val="0"/>
-          <w:numId w:val="2"/>
-        </w:numPr>
-        <w:spacing w:before="294" w:line="315" w:lineRule="auto"/>
-        <w:ind w:left="425" w:leftChars="0" w:right="115" w:hanging="425" w:firstLineChars="0"/>
-        <w:rPr>
-          <w:rFonts w:ascii="宋体" w:hAnsi="宋体" w:eastAsia="宋体" w:cs="宋体"/>
-          <w:sz w:val="24"/>
-          <w:szCs w:val="24"/>
-        </w:rPr>
-      </w:pPr>
-      <w:r>
-        <w:rPr>
-          <w:rFonts w:ascii="宋体" w:hAnsi="宋体" w:eastAsia="宋体" w:cs="宋体"/>
-          <w:spacing w:val="-1"/>
-          <w:sz w:val="24"/>
-          <w:szCs w:val="24"/>
-        </w:rPr>
-        <w:t>通过落实备件管理制度对备件进行入库和出库管理，提升备件管理的规范性</w:t>
-      </w:r>
-      <w:r>
-        <w:rPr>
-          <w:rFonts w:ascii="宋体" w:hAnsi="宋体" w:eastAsia="宋体" w:cs="宋体"/>
-          <w:spacing w:val="-10"/>
-          <w:sz w:val="24"/>
-          <w:szCs w:val="24"/>
-        </w:rPr>
-        <w:t>和效率。</w:t>
-      </w:r>
-    </w:p>
-    <w:p>
-      <w:pPr>
-        <w:numPr>
-          <w:ilvl w:val="0"/>
-          <w:numId w:val="2"/>
-        </w:numPr>
-        <w:spacing w:before="292" w:line="315" w:lineRule="auto"/>
-        <w:ind w:left="425" w:leftChars="0" w:right="115" w:hanging="425" w:firstLineChars="0"/>
-        <w:rPr>
-          <w:rFonts w:ascii="宋体" w:hAnsi="宋体" w:eastAsia="宋体" w:cs="宋体"/>
-          <w:sz w:val="28"/>
-          <w:szCs w:val="28"/>
-        </w:rPr>
-      </w:pPr>
-      <w:r>
-        <w:rPr>
-          <w:rFonts w:ascii="宋体" w:hAnsi="宋体" w:eastAsia="宋体" w:cs="宋体"/>
-          <w:spacing w:val="-1"/>
-          <w:sz w:val="24"/>
-          <w:szCs w:val="24"/>
-        </w:rPr>
-        <w:t>定期对备件状态进行检测，实现备件的可用性管理，确保备件功能满足运维</w:t>
-      </w:r>
-      <w:r>
-        <w:rPr>
-          <w:rFonts w:ascii="宋体" w:hAnsi="宋体" w:eastAsia="宋体" w:cs="宋体"/>
-          <w:spacing w:val="-5"/>
-          <w:sz w:val="24"/>
-          <w:szCs w:val="24"/>
-        </w:rPr>
-        <w:t>要求，提升备件可用率。</w:t>
-      </w:r>
-    </w:p>
-    <w:p>
-      <w:pPr>
-        <w:pStyle w:val="26"/>
-        <w:bidi w:val="0"/>
-      </w:pPr>
-      <w:bookmarkStart w:id="4" w:name="_Toc2563"/>
-      <w:r>
-        <w:t>库存备件数据准确率不断提升</w:t>
-      </w:r>
-      <w:bookmarkEnd w:id="4"/>
-    </w:p>
-    <w:p>
-      <w:pPr>
-        <w:keepNext w:val="0"/>
-        <w:keepLines w:val="0"/>
-        <w:pageBreakBefore w:val="0"/>
-        <w:widowControl/>
-        <w:kinsoku w:val="0"/>
-        <w:wordWrap/>
-        <w:overflowPunct/>
-        <w:topLinePunct w:val="0"/>
-        <w:autoSpaceDE w:val="0"/>
-        <w:autoSpaceDN w:val="0"/>
-        <w:bidi w:val="0"/>
-        <w:adjustRightInd w:val="0"/>
-        <w:snapToGrid w:val="0"/>
-        <w:spacing w:line="360" w:lineRule="auto"/>
-        <w:ind w:left="0" w:firstLine="476" w:firstLineChars="200"/>
-        <w:textAlignment w:val="baseline"/>
-        <w:rPr>
-          <w:rFonts w:hint="eastAsia" w:ascii="宋体" w:hAnsi="宋体" w:eastAsia="宋体" w:cs="宋体"/>
-          <w:sz w:val="28"/>
-          <w:szCs w:val="28"/>
-          <w:lang w:val="en-US" w:eastAsia="zh-CN"/>
-        </w:rPr>
-      </w:pPr>
-      <w:r>
-        <w:rPr>
-          <w:rFonts w:ascii="宋体" w:hAnsi="宋体" w:eastAsia="宋体" w:cs="宋体"/>
-          <w:spacing w:val="-1"/>
-          <w:sz w:val="24"/>
-          <w:szCs w:val="24"/>
-        </w:rPr>
-        <w:t>我司重新规划库房布局，制作新货架，并按用途对备件库</w:t>
-      </w:r>
-      <w:r>
-        <w:rPr>
-          <w:rFonts w:ascii="宋体" w:hAnsi="宋体" w:eastAsia="宋体" w:cs="宋体"/>
-          <w:sz w:val="24"/>
-          <w:szCs w:val="24"/>
-        </w:rPr>
-        <w:t>进行分类，对备品备件进行集中存放，统一管理。并通</w:t>
-      </w:r>
-      <w:r>
-        <w:rPr>
-          <w:rFonts w:ascii="宋体" w:hAnsi="宋体" w:eastAsia="宋体" w:cs="宋体"/>
-          <w:spacing w:val="-1"/>
-          <w:sz w:val="24"/>
-          <w:szCs w:val="24"/>
-        </w:rPr>
-        <w:t>过</w:t>
-      </w:r>
-      <w:r>
-        <w:rPr>
-          <w:rFonts w:hint="eastAsia" w:ascii="宋体" w:hAnsi="宋体" w:eastAsia="宋体" w:cs="宋体"/>
-          <w:spacing w:val="-1"/>
-          <w:sz w:val="24"/>
-          <w:szCs w:val="24"/>
-          <w:lang w:val="en-US" w:eastAsia="zh-CN"/>
-        </w:rPr>
-        <w:t>人力资源培训，严格执行《备品备件管理制度》、《供应商管理制度》</w:t>
-      </w:r>
-      <w:r>
-        <w:rPr>
-          <w:rFonts w:ascii="宋体" w:hAnsi="宋体" w:eastAsia="宋体" w:cs="宋体"/>
-          <w:sz w:val="24"/>
-          <w:szCs w:val="24"/>
-        </w:rPr>
-        <w:t>来协助管理，提高效率。</w:t>
-      </w:r>
-      <w:r>
-        <w:rPr>
-          <w:rFonts w:ascii="宋体" w:hAnsi="宋体" w:eastAsia="宋体" w:cs="宋体"/>
-          <w:spacing w:val="-1"/>
-          <w:sz w:val="24"/>
-          <w:szCs w:val="24"/>
-        </w:rPr>
-        <w:t>把备品备件的需求、计划与使</w:t>
-      </w:r>
-      <w:r>
-        <w:rPr>
-          <w:rFonts w:ascii="宋体" w:hAnsi="宋体" w:eastAsia="宋体" w:cs="宋体"/>
-          <w:sz w:val="24"/>
-          <w:szCs w:val="24"/>
-        </w:rPr>
-        <w:t>用紧密的结合到了一起，真正做到了备品备</w:t>
-      </w:r>
-      <w:r>
-        <w:rPr>
-          <w:rFonts w:ascii="宋体" w:hAnsi="宋体" w:eastAsia="宋体" w:cs="宋体"/>
-          <w:spacing w:val="-1"/>
-          <w:sz w:val="24"/>
-          <w:szCs w:val="24"/>
-        </w:rPr>
-        <w:t>件的化利用，从而达到了降</w:t>
-      </w:r>
-      <w:r>
-        <w:rPr>
-          <w:rFonts w:ascii="宋体" w:hAnsi="宋体" w:eastAsia="宋体" w:cs="宋体"/>
-          <w:sz w:val="24"/>
-          <w:szCs w:val="24"/>
-        </w:rPr>
-        <w:t>低多余库存，节约成本的要求。公司通过多年的备件</w:t>
-      </w:r>
-      <w:r>
-        <w:rPr>
-          <w:rFonts w:ascii="宋体" w:hAnsi="宋体" w:eastAsia="宋体" w:cs="宋体"/>
-          <w:spacing w:val="-1"/>
-          <w:sz w:val="24"/>
-          <w:szCs w:val="24"/>
-        </w:rPr>
-        <w:t>库建设，实现备件支持的</w:t>
-      </w:r>
-      <w:r>
-        <w:rPr>
-          <w:rFonts w:ascii="宋体" w:hAnsi="宋体" w:eastAsia="宋体" w:cs="宋体"/>
-          <w:sz w:val="24"/>
-          <w:szCs w:val="24"/>
-        </w:rPr>
-        <w:t>及时响应，满足运维项目备件支持 SLA的要求</w:t>
-      </w:r>
-      <w:r>
-        <w:rPr>
-          <w:rFonts w:hint="eastAsia" w:ascii="宋体" w:hAnsi="宋体" w:eastAsia="宋体" w:cs="宋体"/>
-          <w:sz w:val="24"/>
-          <w:szCs w:val="24"/>
-          <w:lang w:eastAsia="zh-CN"/>
-        </w:rPr>
-        <w:t>。</w:t>
-      </w:r>
-      <w:r>
-        <w:rPr>
-          <w:rFonts w:ascii="宋体" w:hAnsi="宋体" w:eastAsia="宋体" w:cs="宋体"/>
-          <w:sz w:val="24"/>
-          <w:szCs w:val="24"/>
-        </w:rPr>
-        <w:t>经过统计</w:t>
-      </w:r>
-      <w:r>
-        <w:rPr>
-          <w:rFonts w:ascii="宋体" w:hAnsi="宋体" w:eastAsia="宋体" w:cs="宋体"/>
-          <w:spacing w:val="-1"/>
-          <w:sz w:val="24"/>
-          <w:szCs w:val="24"/>
-        </w:rPr>
-        <w:t>，2025年第一、二</w:t>
-      </w:r>
-      <w:r>
-        <w:rPr>
-          <w:rFonts w:hint="eastAsia" w:ascii="宋体" w:hAnsi="宋体" w:eastAsia="宋体" w:cs="宋体"/>
-          <w:spacing w:val="-1"/>
-          <w:sz w:val="24"/>
-          <w:szCs w:val="24"/>
-          <w:lang w:val="en-US" w:eastAsia="zh-CN"/>
-        </w:rPr>
-        <w:t>和三</w:t>
-      </w:r>
-      <w:r>
-        <w:rPr>
-          <w:rFonts w:ascii="宋体" w:hAnsi="宋体" w:eastAsia="宋体" w:cs="宋体"/>
-          <w:spacing w:val="-1"/>
-          <w:sz w:val="24"/>
-          <w:szCs w:val="24"/>
-        </w:rPr>
-        <w:t>季度的库存备件数据准确率</w:t>
-      </w:r>
-      <w:r>
-        <w:rPr>
-          <w:rFonts w:hint="eastAsia" w:ascii="宋体" w:hAnsi="宋体" w:eastAsia="宋体" w:cs="宋体"/>
-          <w:spacing w:val="-1"/>
-          <w:sz w:val="24"/>
-          <w:szCs w:val="24"/>
-          <w:lang w:val="en-US" w:eastAsia="zh-CN"/>
-        </w:rPr>
-        <w:t>均</w:t>
-      </w:r>
-      <w:r>
-        <w:rPr>
-          <w:rFonts w:ascii="宋体" w:hAnsi="宋体" w:eastAsia="宋体" w:cs="宋体"/>
-          <w:spacing w:val="-1"/>
-          <w:sz w:val="24"/>
-          <w:szCs w:val="24"/>
-        </w:rPr>
-        <w:t>达到99%</w:t>
-      </w:r>
-      <w:r>
-        <w:rPr>
-          <w:rFonts w:hint="eastAsia" w:ascii="宋体" w:hAnsi="宋体" w:eastAsia="宋体" w:cs="宋体"/>
-          <w:spacing w:val="-1"/>
-          <w:sz w:val="24"/>
-          <w:szCs w:val="24"/>
-          <w:lang w:eastAsia="zh-CN"/>
-        </w:rPr>
-        <w:t>。</w:t>
-      </w:r>
-    </w:p>
-    <w:p>
-      <w:pPr>
-        <w:pStyle w:val="26"/>
-        <w:bidi w:val="0"/>
-      </w:pPr>
-      <w:bookmarkStart w:id="5" w:name="_Toc25597"/>
-      <w:r>
-        <w:t>备件可用率不断提升</w:t>
-      </w:r>
-      <w:bookmarkEnd w:id="5"/>
-    </w:p>
-    <w:p>
-      <w:pPr>
-        <w:keepNext w:val="0"/>
-        <w:keepLines w:val="0"/>
-        <w:pageBreakBefore w:val="0"/>
-        <w:widowControl/>
-        <w:kinsoku w:val="0"/>
-        <w:wordWrap/>
-        <w:overflowPunct/>
-        <w:topLinePunct w:val="0"/>
-        <w:autoSpaceDE w:val="0"/>
-        <w:autoSpaceDN w:val="0"/>
-        <w:bidi w:val="0"/>
-        <w:adjustRightInd w:val="0"/>
-        <w:snapToGrid w:val="0"/>
-        <w:spacing w:line="360" w:lineRule="auto"/>
-        <w:ind w:left="0" w:firstLine="476" w:firstLineChars="200"/>
-        <w:textAlignment w:val="baseline"/>
-        <w:rPr>
-          <w:rFonts w:ascii="宋体" w:hAnsi="宋体" w:eastAsia="宋体" w:cs="宋体"/>
-          <w:spacing w:val="-1"/>
-          <w:sz w:val="24"/>
-          <w:szCs w:val="24"/>
-        </w:rPr>
-      </w:pPr>
-      <w:r>
-        <w:rPr>
-          <w:rFonts w:ascii="宋体" w:hAnsi="宋体" w:eastAsia="宋体" w:cs="宋体"/>
-          <w:spacing w:val="-1"/>
-          <w:sz w:val="24"/>
-          <w:szCs w:val="24"/>
-        </w:rPr>
-        <w:t>公司从引入ITSS标准后，已经通过每年的供应商考核对供应商名录进行优化，而且通过供应商的评价工作，让公司的供应商意识到了竞争，明显感觉供应商的服务是在提升的。</w:t>
-      </w:r>
-    </w:p>
-    <w:p>
-      <w:pPr>
-        <w:keepNext w:val="0"/>
-        <w:keepLines w:val="0"/>
-        <w:pageBreakBefore w:val="0"/>
-        <w:widowControl/>
-        <w:kinsoku w:val="0"/>
-        <w:wordWrap/>
-        <w:overflowPunct/>
-        <w:topLinePunct w:val="0"/>
-        <w:autoSpaceDE w:val="0"/>
-        <w:autoSpaceDN w:val="0"/>
-        <w:bidi w:val="0"/>
-        <w:adjustRightInd w:val="0"/>
-        <w:snapToGrid w:val="0"/>
-        <w:spacing w:line="360" w:lineRule="auto"/>
-        <w:ind w:left="0" w:firstLine="476" w:firstLineChars="200"/>
-        <w:textAlignment w:val="baseline"/>
-        <w:rPr>
-          <w:rFonts w:hint="default" w:ascii="宋体" w:hAnsi="宋体" w:eastAsia="宋体" w:cs="宋体"/>
-          <w:sz w:val="28"/>
-          <w:szCs w:val="28"/>
-          <w:lang w:val="en-US"/>
-        </w:rPr>
-      </w:pPr>
-      <w:r>
-        <w:rPr>
-          <w:rFonts w:ascii="宋体" w:hAnsi="宋体" w:eastAsia="宋体" w:cs="宋体"/>
-          <w:spacing w:val="-1"/>
-          <w:sz w:val="24"/>
-          <w:szCs w:val="24"/>
-        </w:rPr>
-        <w:t>一方面加强与备件库和供应商的合作与沟通，及时了解各备品备件的库存情况。同时对公司各种主要设备编制了备件计划，主要设备的备品备件均已购回，满足了公司的各项技改任务需要，也确保了公司设备的正常运转。同时落实了公司各项新增设备采购的汇总审核工作，统一把关进一步规范了公司新增设备采购计划，在满足公司正常生产的前提下不断优化备品备件的采购，避免了设备采购的盲目性和重复性。稳步提高我司的运维效率及客户满意度。通过不断的对供应商进行评价和管理，间接保证了公司对客户提供备件更换、送修等服务过程的效率。通过不断完善的备件可用率，按照行业对备品备件的严格要求，公司运用多维度的管理，对备品备件的持续可靠性持续优化，经考核，2025年</w:t>
-      </w:r>
-      <w:r>
-        <w:rPr>
-          <w:rFonts w:hint="eastAsia" w:ascii="宋体" w:hAnsi="宋体" w:eastAsia="宋体" w:cs="宋体"/>
-          <w:spacing w:val="-1"/>
-          <w:sz w:val="24"/>
-          <w:szCs w:val="24"/>
-          <w:lang w:val="en-US" w:eastAsia="zh-CN"/>
-        </w:rPr>
-        <w:t>第一、第二季度</w:t>
-      </w:r>
-      <w:r>
-        <w:rPr>
-          <w:rFonts w:ascii="宋体" w:hAnsi="宋体" w:eastAsia="宋体" w:cs="宋体"/>
-          <w:spacing w:val="-1"/>
-          <w:sz w:val="24"/>
-          <w:szCs w:val="24"/>
-        </w:rPr>
-        <w:t>备件</w:t>
-      </w:r>
-      <w:r>
-        <w:rPr>
-          <w:rFonts w:hint="eastAsia" w:ascii="宋体" w:hAnsi="宋体" w:eastAsia="宋体" w:cs="宋体"/>
-          <w:spacing w:val="-1"/>
-          <w:sz w:val="24"/>
-          <w:szCs w:val="24"/>
-          <w:lang w:val="en-US" w:eastAsia="zh-CN"/>
-        </w:rPr>
-        <w:t>可用率均达</w:t>
-      </w:r>
-      <w:r>
-        <w:rPr>
-          <w:rFonts w:ascii="宋体" w:hAnsi="宋体" w:eastAsia="宋体" w:cs="宋体"/>
-          <w:spacing w:val="-1"/>
-          <w:sz w:val="24"/>
-          <w:szCs w:val="24"/>
-        </w:rPr>
-        <w:t>到96%</w:t>
-      </w:r>
-      <w:r>
-        <w:rPr>
-          <w:rFonts w:hint="eastAsia" w:ascii="宋体" w:hAnsi="宋体" w:eastAsia="宋体" w:cs="宋体"/>
-          <w:spacing w:val="-1"/>
-          <w:sz w:val="24"/>
-          <w:szCs w:val="24"/>
-          <w:lang w:val="en-US" w:eastAsia="zh-CN"/>
-        </w:rPr>
-        <w:t>满足备件可用率≥95%的要求。第三季度备件可用率达到100%，备件可用率呈现上升趋势。</w:t>
-      </w:r>
     </w:p>
     <w:sectPr>
-      <w:headerReference r:id="rId9" w:type="default"/>
-      <w:footerReference r:id="rId10" w:type="default"/>
+      <w:headerReference r:id="rId7" w:type="default"/>
+      <w:footerReference r:id="rId8" w:type="default"/>
       <w:pgSz w:w="11906" w:h="16839"/>
       <w:pgMar w:top="1246" w:right="1050" w:bottom="1375" w:left="1050" w:header="1231" w:footer="983" w:gutter="0"/>
       <w:cols w:space="720" w:num="1"/>
@@ -1870,7 +2941,13 @@
 <w:ftr xmlns:wpc="http://schemas.microsoft.com/office/word/2010/wordprocessingCanvas" xmlns:mc="http://schemas.openxmlformats.org/markup-compatibility/2006" xmlns:o="urn:schemas-microsoft-com:office:office" xmlns:r="http://schemas.openxmlformats.org/officeDocument/2006/relationships" xmlns:m="http://schemas.openxmlformats.org/officeDocument/2006/math" xmlns:v="urn:schemas-microsoft-com:vml" xmlns:wp14="http://schemas.microsoft.com/office/word/2010/wordprocessingDrawing" xmlns:wp="http://schemas.openxmlformats.org/drawingml/2006/wordprocessingDrawing" xmlns:w10="urn:schemas-microsoft-com:office:word" xmlns:w="http://schemas.openxmlformats.org/wordprocessingml/2006/main" xmlns:w14="http://schemas.microsoft.com/office/word/2010/wordml" xmlns:w15="http://schemas.microsoft.com/office/word/2012/wordml" xmlns:wpg="http://schemas.microsoft.com/office/word/2010/wordprocessingGroup" xmlns:wpi="http://schemas.microsoft.com/office/word/2010/wordprocessingInk" xmlns:wne="http://schemas.microsoft.com/office/word/2006/wordml" xmlns:wps="http://schemas.microsoft.com/office/word/2010/wordprocessingShape" xmlns:wpsCustomData="http://www.wps.cn/officeDocument/2013/wpsCustomData" mc:Ignorable="w14 w15 wp14">
   <w:p>
     <w:pPr>
-      <w:pStyle w:val="14"/>
+      <w:spacing w:before="177" w:line="209" w:lineRule="auto"/>
+      <w:ind w:left="4057"/>
+      <w:rPr>
+        <w:rFonts w:ascii="宋体" w:hAnsi="宋体" w:eastAsia="宋体" w:cs="宋体"/>
+        <w:sz w:val="18"/>
+        <w:szCs w:val="18"/>
+      </w:rPr>
     </w:pPr>
   </w:p>
 </w:ftr>
@@ -1880,248 +2957,18 @@
 <w:ftr xmlns:wpc="http://schemas.microsoft.com/office/word/2010/wordprocessingCanvas" xmlns:mc="http://schemas.openxmlformats.org/markup-compatibility/2006" xmlns:o="urn:schemas-microsoft-com:office:office" xmlns:r="http://schemas.openxmlformats.org/officeDocument/2006/relationships" xmlns:m="http://schemas.openxmlformats.org/officeDocument/2006/math" xmlns:v="urn:schemas-microsoft-com:vml" xmlns:wp14="http://schemas.microsoft.com/office/word/2010/wordprocessingDrawing" xmlns:wp="http://schemas.openxmlformats.org/drawingml/2006/wordprocessingDrawing" xmlns:w10="urn:schemas-microsoft-com:office:word" xmlns:w="http://schemas.openxmlformats.org/wordprocessingml/2006/main" xmlns:w14="http://schemas.microsoft.com/office/word/2010/wordml" xmlns:w15="http://schemas.microsoft.com/office/word/2012/wordml" xmlns:wpg="http://schemas.microsoft.com/office/word/2010/wordprocessingGroup" xmlns:wpi="http://schemas.microsoft.com/office/word/2010/wordprocessingInk" xmlns:wne="http://schemas.microsoft.com/office/word/2006/wordml" xmlns:wps="http://schemas.microsoft.com/office/word/2010/wordprocessingShape" xmlns:wpsCustomData="http://www.wps.cn/officeDocument/2013/wpsCustomData" mc:Ignorable="w14 w15 wp14">
   <w:p>
     <w:pPr>
+      <w:tabs>
+        <w:tab w:val="center" w:pos="4903"/>
+      </w:tabs>
       <w:spacing w:before="177" w:line="209" w:lineRule="auto"/>
       <w:ind w:left="4057"/>
       <w:rPr>
-        <w:rFonts w:ascii="宋体" w:hAnsi="宋体" w:eastAsia="宋体" w:cs="宋体"/>
+        <w:rFonts w:hint="eastAsia" w:ascii="宋体" w:hAnsi="宋体" w:eastAsia="宋体" w:cs="宋体"/>
         <w:sz w:val="18"/>
         <w:szCs w:val="18"/>
+        <w:lang w:eastAsia="zh-CN"/>
       </w:rPr>
     </w:pPr>
-    <w:r>
-      <w:pict>
-        <v:shape id="_x0000_s4098" o:spid="_x0000_s4098" style="position:absolute;left:0pt;margin-left:53.2pt;margin-top:773.15pt;height:0.5pt;width:486.25pt;mso-position-horizontal-relative:page;mso-position-vertical-relative:page;z-index:251660288;mso-width-relative:page;mso-height-relative:page;" filled="f" stroked="t" coordsize="9725,10" o:allowincell="f" path="m0,5l9724,5e">
-          <v:fill on="f" focussize="0,0"/>
-          <v:stroke/>
-          <v:imagedata o:title=""/>
-          <o:lock v:ext="edit"/>
-        </v:shape>
-      </w:pict>
-    </w:r>
-    <w:r>
-      <w:rPr>
-        <w:rFonts w:ascii="宋体" w:hAnsi="宋体" w:eastAsia="宋体" w:cs="宋体"/>
-        <w:spacing w:val="-8"/>
-        <w:sz w:val="18"/>
-        <w:szCs w:val="18"/>
-      </w:rPr>
-      <w:t>第</w:t>
-    </w:r>
-    <w:r>
-      <w:rPr>
-        <w:rFonts w:ascii="宋体" w:hAnsi="宋体" w:eastAsia="宋体" w:cs="宋体"/>
-        <w:spacing w:val="13"/>
-        <w:sz w:val="18"/>
-        <w:szCs w:val="18"/>
-      </w:rPr>
-      <w:t xml:space="preserve"> </w:t>
-    </w:r>
-    <w:r>
-      <w:rPr>
-        <w:rFonts w:ascii="Calibri" w:hAnsi="Calibri" w:eastAsia="Calibri" w:cs="Calibri"/>
-        <w:spacing w:val="-8"/>
-        <w:sz w:val="18"/>
-        <w:szCs w:val="18"/>
-      </w:rPr>
-      <w:t>2</w:t>
-    </w:r>
-    <w:r>
-      <w:rPr>
-        <w:rFonts w:ascii="Calibri" w:hAnsi="Calibri" w:eastAsia="Calibri" w:cs="Calibri"/>
-        <w:spacing w:val="10"/>
-        <w:sz w:val="18"/>
-        <w:szCs w:val="18"/>
-      </w:rPr>
-      <w:t xml:space="preserve">  </w:t>
-    </w:r>
-    <w:r>
-      <w:rPr>
-        <w:rFonts w:ascii="宋体" w:hAnsi="宋体" w:eastAsia="宋体" w:cs="宋体"/>
-        <w:spacing w:val="-8"/>
-        <w:sz w:val="18"/>
-        <w:szCs w:val="18"/>
-      </w:rPr>
-      <w:t>页</w:t>
-    </w:r>
-    <w:r>
-      <w:rPr>
-        <w:rFonts w:ascii="宋体" w:hAnsi="宋体" w:eastAsia="宋体" w:cs="宋体"/>
-        <w:spacing w:val="6"/>
-        <w:sz w:val="18"/>
-        <w:szCs w:val="18"/>
-      </w:rPr>
-      <w:t xml:space="preserve"> </w:t>
-    </w:r>
-    <w:r>
-      <w:rPr>
-        <w:rFonts w:ascii="宋体" w:hAnsi="宋体" w:eastAsia="宋体" w:cs="宋体"/>
-        <w:spacing w:val="-8"/>
-        <w:sz w:val="18"/>
-        <w:szCs w:val="18"/>
-      </w:rPr>
-      <w:t>共</w:t>
-    </w:r>
-    <w:r>
-      <w:rPr>
-        <w:rFonts w:ascii="宋体" w:hAnsi="宋体" w:eastAsia="宋体" w:cs="宋体"/>
-        <w:spacing w:val="9"/>
-        <w:sz w:val="18"/>
-        <w:szCs w:val="18"/>
-      </w:rPr>
-      <w:t xml:space="preserve"> </w:t>
-    </w:r>
-    <w:r>
-      <w:rPr>
-        <w:rFonts w:ascii="Calibri" w:hAnsi="Calibri" w:eastAsia="Calibri" w:cs="Calibri"/>
-        <w:spacing w:val="-8"/>
-        <w:sz w:val="18"/>
-        <w:szCs w:val="18"/>
-      </w:rPr>
-      <w:t>5</w:t>
-    </w:r>
-    <w:r>
-      <w:rPr>
-        <w:rFonts w:ascii="Calibri" w:hAnsi="Calibri" w:eastAsia="Calibri" w:cs="Calibri"/>
-        <w:spacing w:val="10"/>
-        <w:sz w:val="18"/>
-        <w:szCs w:val="18"/>
-      </w:rPr>
-      <w:t xml:space="preserve">  </w:t>
-    </w:r>
-    <w:r>
-      <w:rPr>
-        <w:rFonts w:ascii="宋体" w:hAnsi="宋体" w:eastAsia="宋体" w:cs="宋体"/>
-        <w:spacing w:val="-8"/>
-        <w:sz w:val="18"/>
-        <w:szCs w:val="18"/>
-      </w:rPr>
-      <w:t>页</w:t>
-    </w:r>
-  </w:p>
-</w:ftr>
-</file>
-
-<file path=word/footer3.xml><?xml version="1.0" encoding="utf-8"?>
-<w:ftr xmlns:wpc="http://schemas.microsoft.com/office/word/2010/wordprocessingCanvas" xmlns:mc="http://schemas.openxmlformats.org/markup-compatibility/2006" xmlns:o="urn:schemas-microsoft-com:office:office" xmlns:r="http://schemas.openxmlformats.org/officeDocument/2006/relationships" xmlns:m="http://schemas.openxmlformats.org/officeDocument/2006/math" xmlns:v="urn:schemas-microsoft-com:vml" xmlns:wp14="http://schemas.microsoft.com/office/word/2010/wordprocessingDrawing" xmlns:wp="http://schemas.openxmlformats.org/drawingml/2006/wordprocessingDrawing" xmlns:w10="urn:schemas-microsoft-com:office:word" xmlns:w="http://schemas.openxmlformats.org/wordprocessingml/2006/main" xmlns:w14="http://schemas.microsoft.com/office/word/2010/wordml" xmlns:w15="http://schemas.microsoft.com/office/word/2012/wordml" xmlns:wpg="http://schemas.microsoft.com/office/word/2010/wordprocessingGroup" xmlns:wpi="http://schemas.microsoft.com/office/word/2010/wordprocessingInk" xmlns:wne="http://schemas.microsoft.com/office/word/2006/wordml" xmlns:wps="http://schemas.microsoft.com/office/word/2010/wordprocessingShape" xmlns:wpsCustomData="http://www.wps.cn/officeDocument/2013/wpsCustomData" mc:Ignorable="w14 w15 wp14">
-  <w:p>
-    <w:pPr>
-      <w:spacing w:before="177" w:line="209" w:lineRule="auto"/>
-      <w:ind w:left="4057"/>
-      <w:rPr>
-        <w:rFonts w:ascii="宋体" w:hAnsi="宋体" w:eastAsia="宋体" w:cs="宋体"/>
-        <w:sz w:val="18"/>
-        <w:szCs w:val="18"/>
-      </w:rPr>
-    </w:pPr>
-    <w:r>
-      <w:pict>
-        <v:shape id="_x0000_s4100" o:spid="_x0000_s4100" style="position:absolute;left:0pt;margin-left:53.2pt;margin-top:773.15pt;height:0.5pt;width:486.25pt;mso-position-horizontal-relative:page;mso-position-vertical-relative:page;z-index:251662336;mso-width-relative:page;mso-height-relative:page;" filled="f" stroked="t" coordsize="9725,10" o:allowincell="f" path="m0,5l9724,5e">
-          <v:fill on="f" focussize="0,0"/>
-          <v:stroke/>
-          <v:imagedata o:title=""/>
-          <o:lock v:ext="edit"/>
-        </v:shape>
-      </w:pict>
-    </w:r>
-    <w:r>
-      <w:rPr>
-        <w:rFonts w:ascii="宋体" w:hAnsi="宋体" w:eastAsia="宋体" w:cs="宋体"/>
-        <w:spacing w:val="-8"/>
-        <w:sz w:val="18"/>
-        <w:szCs w:val="18"/>
-      </w:rPr>
-      <w:t>第</w:t>
-    </w:r>
-    <w:r>
-      <w:rPr>
-        <w:rFonts w:ascii="宋体" w:hAnsi="宋体" w:eastAsia="宋体" w:cs="宋体"/>
-        <w:spacing w:val="13"/>
-        <w:sz w:val="18"/>
-        <w:szCs w:val="18"/>
-      </w:rPr>
-      <w:t xml:space="preserve"> </w:t>
-    </w:r>
-    <w:r>
-      <w:rPr>
-        <w:rFonts w:ascii="Calibri" w:hAnsi="Calibri" w:eastAsia="Calibri" w:cs="Calibri"/>
-        <w:spacing w:val="-8"/>
-        <w:sz w:val="18"/>
-        <w:szCs w:val="18"/>
-      </w:rPr>
-      <w:t>5</w:t>
-    </w:r>
-    <w:r>
-      <w:rPr>
-        <w:rFonts w:ascii="Calibri" w:hAnsi="Calibri" w:eastAsia="Calibri" w:cs="Calibri"/>
-        <w:spacing w:val="10"/>
-        <w:sz w:val="18"/>
-        <w:szCs w:val="18"/>
-      </w:rPr>
-      <w:t xml:space="preserve">  </w:t>
-    </w:r>
-    <w:r>
-      <w:rPr>
-        <w:rFonts w:ascii="宋体" w:hAnsi="宋体" w:eastAsia="宋体" w:cs="宋体"/>
-        <w:spacing w:val="-8"/>
-        <w:sz w:val="18"/>
-        <w:szCs w:val="18"/>
-      </w:rPr>
-      <w:t>页</w:t>
-    </w:r>
-    <w:r>
-      <w:rPr>
-        <w:rFonts w:ascii="宋体" w:hAnsi="宋体" w:eastAsia="宋体" w:cs="宋体"/>
-        <w:spacing w:val="6"/>
-        <w:sz w:val="18"/>
-        <w:szCs w:val="18"/>
-      </w:rPr>
-      <w:t xml:space="preserve"> </w:t>
-    </w:r>
-    <w:r>
-      <w:rPr>
-        <w:rFonts w:ascii="宋体" w:hAnsi="宋体" w:eastAsia="宋体" w:cs="宋体"/>
-        <w:spacing w:val="-8"/>
-        <w:sz w:val="18"/>
-        <w:szCs w:val="18"/>
-      </w:rPr>
-      <w:t>共</w:t>
-    </w:r>
-    <w:r>
-      <w:rPr>
-        <w:rFonts w:ascii="宋体" w:hAnsi="宋体" w:eastAsia="宋体" w:cs="宋体"/>
-        <w:spacing w:val="9"/>
-        <w:sz w:val="18"/>
-        <w:szCs w:val="18"/>
-      </w:rPr>
-      <w:t xml:space="preserve"> </w:t>
-    </w:r>
-    <w:r>
-      <w:rPr>
-        <w:rFonts w:ascii="Calibri" w:hAnsi="Calibri" w:eastAsia="Calibri" w:cs="Calibri"/>
-        <w:spacing w:val="-8"/>
-        <w:sz w:val="18"/>
-        <w:szCs w:val="18"/>
-      </w:rPr>
-      <w:t>5</w:t>
-    </w:r>
-    <w:r>
-      <w:rPr>
-        <w:rFonts w:ascii="Calibri" w:hAnsi="Calibri" w:eastAsia="Calibri" w:cs="Calibri"/>
-        <w:spacing w:val="10"/>
-        <w:sz w:val="18"/>
-        <w:szCs w:val="18"/>
-      </w:rPr>
-      <w:t xml:space="preserve">  </w:t>
-    </w:r>
-    <w:r>
-      <w:rPr>
-        <w:rFonts w:ascii="宋体" w:hAnsi="宋体" w:eastAsia="宋体" w:cs="宋体"/>
-        <w:spacing w:val="-8"/>
-        <w:sz w:val="18"/>
-        <w:szCs w:val="18"/>
-      </w:rPr>
-      <w:t>页</w:t>
-    </w:r>
   </w:p>
 </w:ftr>
 </file>
@@ -2152,16 +2999,6 @@
 </file>
 
 <file path=word/header1.xml><?xml version="1.0" encoding="utf-8"?>
-<w:hdr xmlns:wpc="http://schemas.microsoft.com/office/word/2010/wordprocessingCanvas" xmlns:mc="http://schemas.openxmlformats.org/markup-compatibility/2006" xmlns:o="urn:schemas-microsoft-com:office:office" xmlns:r="http://schemas.openxmlformats.org/officeDocument/2006/relationships" xmlns:m="http://schemas.openxmlformats.org/officeDocument/2006/math" xmlns:v="urn:schemas-microsoft-com:vml" xmlns:wp14="http://schemas.microsoft.com/office/word/2010/wordprocessingDrawing" xmlns:wp="http://schemas.openxmlformats.org/drawingml/2006/wordprocessingDrawing" xmlns:w10="urn:schemas-microsoft-com:office:word" xmlns:w="http://schemas.openxmlformats.org/wordprocessingml/2006/main" xmlns:w14="http://schemas.microsoft.com/office/word/2010/wordml" xmlns:w15="http://schemas.microsoft.com/office/word/2012/wordml" xmlns:wpg="http://schemas.microsoft.com/office/word/2010/wordprocessingGroup" xmlns:wpi="http://schemas.microsoft.com/office/word/2010/wordprocessingInk" xmlns:wne="http://schemas.microsoft.com/office/word/2006/wordml" xmlns:wps="http://schemas.microsoft.com/office/word/2010/wordprocessingShape" xmlns:wpsCustomData="http://www.wps.cn/officeDocument/2013/wpsCustomData" mc:Ignorable="w14 w15 wp14">
-  <w:p>
-    <w:pPr>
-      <w:pStyle w:val="15"/>
-    </w:pPr>
-  </w:p>
-</w:hdr>
-</file>
-
-<file path=word/header2.xml><?xml version="1.0" encoding="utf-8"?>
 <w:hdr xmlns:wpc="http://schemas.microsoft.com/office/word/2010/wordprocessingCanvas" xmlns:mc="http://schemas.openxmlformats.org/markup-compatibility/2006" xmlns:o="urn:schemas-microsoft-com:office:office" xmlns:r="http://schemas.openxmlformats.org/officeDocument/2006/relationships" xmlns:m="http://schemas.openxmlformats.org/officeDocument/2006/math" xmlns:v="urn:schemas-microsoft-com:vml" xmlns:wp14="http://schemas.microsoft.com/office/word/2010/wordprocessingDrawing" xmlns:wp="http://schemas.openxmlformats.org/drawingml/2006/wordprocessingDrawing" xmlns:w10="urn:schemas-microsoft-com:office:word" xmlns:w="http://schemas.openxmlformats.org/wordprocessingml/2006/main" xmlns:w14="http://schemas.microsoft.com/office/word/2010/wordml" xmlns:w15="http://schemas.microsoft.com/office/word/2012/wordml" xmlns:wpg="http://schemas.microsoft.com/office/word/2010/wordprocessingGroup" xmlns:wpi="http://schemas.microsoft.com/office/word/2010/wordprocessingInk" xmlns:wne="http://schemas.microsoft.com/office/word/2006/wordml" xmlns:wps="http://schemas.microsoft.com/office/word/2010/wordprocessingShape" xmlns:wpsCustomData="http://www.wps.cn/officeDocument/2013/wpsCustomData" mc:Ignorable="w14 w15 wp14">
   <w:p>
     <w:pPr>
@@ -2185,26 +3022,19 @@
 </w:hdr>
 </file>
 
-<file path=word/header3.xml><?xml version="1.0" encoding="utf-8"?>
+<file path=word/header2.xml><?xml version="1.0" encoding="utf-8"?>
 <w:hdr xmlns:wpc="http://schemas.microsoft.com/office/word/2010/wordprocessingCanvas" xmlns:mc="http://schemas.openxmlformats.org/markup-compatibility/2006" xmlns:o="urn:schemas-microsoft-com:office:office" xmlns:r="http://schemas.openxmlformats.org/officeDocument/2006/relationships" xmlns:m="http://schemas.openxmlformats.org/officeDocument/2006/math" xmlns:v="urn:schemas-microsoft-com:vml" xmlns:wp14="http://schemas.microsoft.com/office/word/2010/wordprocessingDrawing" xmlns:wp="http://schemas.openxmlformats.org/drawingml/2006/wordprocessingDrawing" xmlns:w10="urn:schemas-microsoft-com:office:word" xmlns:w="http://schemas.openxmlformats.org/wordprocessingml/2006/main" xmlns:w14="http://schemas.microsoft.com/office/word/2010/wordml" xmlns:w15="http://schemas.microsoft.com/office/word/2012/wordml" xmlns:wpg="http://schemas.microsoft.com/office/word/2010/wordprocessingGroup" xmlns:wpi="http://schemas.microsoft.com/office/word/2010/wordprocessingInk" xmlns:wne="http://schemas.microsoft.com/office/word/2006/wordml" xmlns:wps="http://schemas.microsoft.com/office/word/2010/wordprocessingShape" xmlns:wpsCustomData="http://www.wps.cn/officeDocument/2013/wpsCustomData" mc:Ignorable="w14 w15 wp14">
   <w:p>
     <w:pPr>
       <w:pStyle w:val="12"/>
+      <w:pBdr>
+        <w:bottom w:val="none" w:color="auto" w:sz="0" w:space="0"/>
+      </w:pBdr>
       <w:spacing w:line="52" w:lineRule="auto"/>
       <w:rPr>
         <w:sz w:val="2"/>
       </w:rPr>
     </w:pPr>
-    <w:r>
-      <w:pict>
-        <v:shape id="_x0000_s4099" o:spid="_x0000_s4099" style="position:absolute;left:0pt;margin-left:52.55pt;margin-top:61.55pt;height:0.75pt;width:490.25pt;mso-position-horizontal-relative:page;mso-position-vertical-relative:page;z-index:251661312;mso-width-relative:page;mso-height-relative:page;" filled="f" stroked="t" coordsize="9805,15" o:allowincell="f" path="m0,7l9804,7e">
-          <v:fill on="f" focussize="0,0"/>
-          <v:stroke joinstyle="miter"/>
-          <v:imagedata o:title=""/>
-          <o:lock v:ext="edit"/>
-        </v:shape>
-      </w:pict>
-    </w:r>
   </w:p>
 </w:hdr>
 </file>
@@ -2333,28 +3163,8 @@
       </w:rPr>
     </w:lvl>
   </w:abstractNum>
-  <w:abstractNum w:abstractNumId="1">
-    <w:nsid w:val="0EE961D5"/>
-    <w:multiLevelType w:val="singleLevel"/>
-    <w:tmpl w:val="0EE961D5"/>
-    <w:lvl w:ilvl="0" w:tentative="0">
-      <w:start w:val="1"/>
-      <w:numFmt w:val="decimal"/>
-      <w:lvlText w:val="%1."/>
-      <w:lvlJc w:val="left"/>
-      <w:pPr>
-        <w:ind w:left="425" w:hanging="425"/>
-      </w:pPr>
-      <w:rPr>
-        <w:rFonts w:hint="default"/>
-      </w:rPr>
-    </w:lvl>
-  </w:abstractNum>
   <w:num w:numId="1">
     <w:abstractNumId w:val="0"/>
-  </w:num>
-  <w:num w:numId="2">
-    <w:abstractNumId w:val="1"/>
   </w:num>
 </w:numbering>
 </file>
@@ -2364,7 +3174,7 @@
   <w:docDefaults>
     <w:rPrDefault>
       <w:rPr>
-        <w:rFonts w:ascii="Arial" w:hAnsi="Arial" w:eastAsia="Arial" w:cs="Arial"/>
+        <w:rFonts w:ascii="Times New Roman" w:hAnsi="Times New Roman" w:eastAsia="宋体" w:cs="Times New Roman"/>
       </w:rPr>
     </w:rPrDefault>
     <w:pPrDefault/>
@@ -3601,9 +4411,6 @@
   </customSectProps>
   <customShpExts>
     <customShpInfo spid="_x0000_s4097"/>
-    <customShpInfo spid="_x0000_s4098"/>
-    <customShpInfo spid="_x0000_s4099"/>
-    <customShpInfo spid="_x0000_s4100"/>
   </customShpExts>
 </s:customData>
 </file>
